--- a/transcripts/Oilfield 360/OF360 Transcript Files/OF360-09-25-Kaes Vant Hof.docx
+++ b/transcripts/Oilfield 360/OF360 Transcript Files/OF360-09-25-Kaes Vant Hof.docx
@@ -1,7 +1,6 @@
 
 <file path=word/document.xml><?xml version="1.0" encoding="utf-8"?>
-<w:document xmlns:wpc="http://schemas.microsoft.com/office/word/2010/wordprocessingCanvas" xmlns:mc="http://schemas.openxmlformats.org/markup-compatibility/2006" xmlns:o="urn:schemas-microsoft-com:office:office" xmlns:r="http://schemas.openxmlformats.org/officeDocument/2006/relationships" xmlns:m="http://schemas.openxmlformats.org/officeDocument/2006/math" xmlns:v="urn:schemas-microsoft-com:vml" xmlns:wp14="http://schemas.microsoft.com/office/word/2010/wordprocessingDrawing" xmlns:wp="http://schemas.openxmlformats.org/drawingml/2006/wordprocessingDrawing" xmlns:w10="urn:schemas-microsoft-com:office:word" xmlns:w="http://schemas.openxmlformats.org/wordprocessingml/2006/main" xmlns:w14="http://schemas.microsoft.com/office/word/2010/wordml" xmlns:w15="http://schemas.microsoft.com/office/word/2012/wordml" xmlns:wpg="http://schemas.microsoft.com/office/word/2010/wordprocessingGroup" xmlns:wpi="http://schemas.microsoft.com/office/word/2010/wordprocessingInk" xmlns:wne="http://schemas.microsoft.com/office/word/2006/wordml" xmlns:wps="http://schemas.microsoft.com/office/word/2010/wordprocessingShape" mc:Ignorable="w14 w15 wp14">
-  <w:background w:color="FFFFFF"/>
+<w:document xmlns:wpc="http://schemas.microsoft.com/office/word/2010/wordprocessingCanvas" xmlns:mc="http://schemas.openxmlformats.org/markup-compatibility/2006" xmlns:o="urn:schemas-microsoft-com:office:office" xmlns:r="http://schemas.openxmlformats.org/officeDocument/2006/relationships" xmlns:m="http://schemas.openxmlformats.org/officeDocument/2006/math" xmlns:v="urn:schemas-microsoft-com:vml" xmlns:wp14="http://schemas.microsoft.com/office/word/2010/wordprocessingDrawing" xmlns:wp="http://schemas.openxmlformats.org/drawingml/2006/wordprocessingDrawing" xmlns:w10="urn:schemas-microsoft-com:office:word" xmlns:w="http://schemas.openxmlformats.org/wordprocessingml/2006/main" xmlns:w14="http://schemas.microsoft.com/office/word/2010/wordml" xmlns:w15="http://schemas.microsoft.com/office/word/2012/wordml" xmlns:wpg="http://schemas.microsoft.com/office/word/2010/wordprocessingGroup" xmlns:wpi="http://schemas.microsoft.com/office/word/2010/wordprocessingInk" xmlns:wne="http://schemas.microsoft.com/office/word/2006/wordml" xmlns:wps="http://schemas.microsoft.com/office/word/2010/wordprocessingShape" xmlns:cx="http://schemas.microsoft.com/office/drawing/2014/chartex" xmlns:cx1="http://schemas.microsoft.com/office/drawing/2015/9/8/chartex" xmlns:cx2="http://schemas.microsoft.com/office/drawing/2015/10/21/chartex" xmlns:cx3="http://schemas.microsoft.com/office/drawing/2016/5/9/chartex" xmlns:cx4="http://schemas.microsoft.com/office/drawing/2016/5/10/chartex" xmlns:cx5="http://schemas.microsoft.com/office/drawing/2016/5/11/chartex" xmlns:cx6="http://schemas.microsoft.com/office/drawing/2016/5/12/chartex" xmlns:cx7="http://schemas.microsoft.com/office/drawing/2016/5/13/chartex" xmlns:cx8="http://schemas.microsoft.com/office/drawing/2016/5/14/chartex" xmlns:aink="http://schemas.microsoft.com/office/drawing/2016/ink" xmlns:am3d="http://schemas.microsoft.com/office/drawing/2017/model3d" xmlns:w16cex="http://schemas.microsoft.com/office/word/2018/wordml/cex" xmlns:w16cid="http://schemas.microsoft.com/office/word/2016/wordml/cid" xmlns:w16="http://schemas.microsoft.com/office/word/2018/wordml" xmlns:w16sdtdh="http://schemas.microsoft.com/office/word/2020/wordml/sdtdatahash" xmlns:w16se="http://schemas.microsoft.com/office/word/2015/wordml/symex" mc:Ignorable="w14 w15 wp14">
   <w:body>
     <w:p>
       <w:pPr>
@@ -26,9 +25,9 @@
       </w:r>
       <w:r>
         <w:rPr>
-          <w:b w:val="true"/>
-          <w:bCs w:val="true"/>
-          <w:color w:val="72B372"/>
+          <w:b/>
+          <w:bCs/>
+          <w:color w:val="489872"/>
         </w:rPr>
         <w:t xml:space="preserve">David de Roode:</w:t>
       </w:r>
@@ -51,9 +50,9 @@
       </w:r>
       <w:r>
         <w:rPr>
-          <w:b w:val="true"/>
-          <w:bCs w:val="true"/>
-          <w:color w:val="6600CC"/>
+          <w:b/>
+          <w:bCs/>
+          <w:color w:val="9C5DE1"/>
         </w:rPr>
         <w:t xml:space="preserve">Victoria Beard:</w:t>
       </w:r>
@@ -76,9 +75,9 @@
       </w:r>
       <w:r>
         <w:rPr>
-          <w:b w:val="true"/>
-          <w:bCs w:val="true"/>
-          <w:color w:val="72B372"/>
+          <w:b/>
+          <w:bCs/>
+          <w:color w:val="489872"/>
         </w:rPr>
         <w:t xml:space="preserve">David de Roode:</w:t>
       </w:r>
@@ -101,9 +100,9 @@
       </w:r>
       <w:r>
         <w:rPr>
-          <w:b w:val="true"/>
-          <w:bCs w:val="true"/>
-          <w:color w:val="72B372"/>
+          <w:b/>
+          <w:bCs/>
+          <w:color w:val="489872"/>
         </w:rPr>
         <w:t xml:space="preserve">David de Roode:</w:t>
       </w:r>
@@ -126,9 +125,9 @@
       </w:r>
       <w:r>
         <w:rPr>
-          <w:b w:val="true"/>
-          <w:bCs w:val="true"/>
-          <w:color w:val="6600CC"/>
+          <w:b/>
+          <w:bCs/>
+          <w:color w:val="9C5DE1"/>
         </w:rPr>
         <w:t xml:space="preserve">Victoria Beard:</w:t>
       </w:r>
@@ -151,9 +150,9 @@
       </w:r>
       <w:r>
         <w:rPr>
-          <w:b w:val="true"/>
-          <w:bCs w:val="true"/>
-          <w:color w:val="72B372"/>
+          <w:b/>
+          <w:bCs/>
+          <w:color w:val="489872"/>
         </w:rPr>
         <w:t xml:space="preserve">David de Roode:</w:t>
       </w:r>
@@ -176,9 +175,9 @@
       </w:r>
       <w:r>
         <w:rPr>
-          <w:b w:val="true"/>
-          <w:bCs w:val="true"/>
-          <w:color w:val="6600CC"/>
+          <w:b/>
+          <w:bCs/>
+          <w:color w:val="9C5DE1"/>
         </w:rPr>
         <w:t xml:space="preserve">Victoria Beard:</w:t>
       </w:r>
@@ -201,9 +200,9 @@
       </w:r>
       <w:r>
         <w:rPr>
-          <w:b w:val="true"/>
-          <w:bCs w:val="true"/>
-          <w:color w:val="72B372"/>
+          <w:b/>
+          <w:bCs/>
+          <w:color w:val="489872"/>
         </w:rPr>
         <w:t xml:space="preserve">David de Roode:</w:t>
       </w:r>
@@ -226,9 +225,9 @@
       </w:r>
       <w:r>
         <w:rPr>
-          <w:b w:val="true"/>
-          <w:bCs w:val="true"/>
-          <w:color w:val="6600CC"/>
+          <w:b/>
+          <w:bCs/>
+          <w:color w:val="9C5DE1"/>
         </w:rPr>
         <w:t xml:space="preserve">Victoria Beard:</w:t>
       </w:r>
@@ -251,9 +250,9 @@
       </w:r>
       <w:r>
         <w:rPr>
-          <w:b w:val="true"/>
-          <w:bCs w:val="true"/>
-          <w:color w:val="72B372"/>
+          <w:b/>
+          <w:bCs/>
+          <w:color w:val="489872"/>
         </w:rPr>
         <w:t xml:space="preserve">David de Roode:</w:t>
       </w:r>
@@ -276,9 +275,9 @@
       </w:r>
       <w:r>
         <w:rPr>
-          <w:b w:val="true"/>
-          <w:bCs w:val="true"/>
-          <w:color w:val="72B372"/>
+          <w:b/>
+          <w:bCs/>
+          <w:color w:val="489872"/>
         </w:rPr>
         <w:t xml:space="preserve">David de Roode:</w:t>
       </w:r>
@@ -301,9 +300,9 @@
       </w:r>
       <w:r>
         <w:rPr>
-          <w:b w:val="true"/>
-          <w:bCs w:val="true"/>
-          <w:color w:val="DE4A1D"/>
+          <w:b/>
+          <w:bCs/>
+          <w:color w:val="DC7D3E"/>
         </w:rPr>
         <w:t xml:space="preserve">Kaes Van't Hof:</w:t>
       </w:r>
@@ -326,9 +325,9 @@
       </w:r>
       <w:r>
         <w:rPr>
-          <w:b w:val="true"/>
-          <w:bCs w:val="true"/>
-          <w:color w:val="72B372"/>
+          <w:b/>
+          <w:bCs/>
+          <w:color w:val="489872"/>
         </w:rPr>
         <w:t xml:space="preserve">David de Roode:</w:t>
       </w:r>
@@ -351,9 +350,9 @@
       </w:r>
       <w:r>
         <w:rPr>
-          <w:b w:val="true"/>
-          <w:bCs w:val="true"/>
-          <w:color w:val="72B372"/>
+          <w:b/>
+          <w:bCs/>
+          <w:color w:val="489872"/>
         </w:rPr>
         <w:t xml:space="preserve">David de Roode:</w:t>
       </w:r>
@@ -376,9 +375,9 @@
       </w:r>
       <w:r>
         <w:rPr>
-          <w:b w:val="true"/>
-          <w:bCs w:val="true"/>
-          <w:color w:val="DE4A1D"/>
+          <w:b/>
+          <w:bCs/>
+          <w:color w:val="DC7D3E"/>
         </w:rPr>
         <w:t xml:space="preserve">Kaes Van't Hof:</w:t>
       </w:r>
@@ -410,9 +409,9 @@
       </w:r>
       <w:r>
         <w:rPr>
-          <w:b w:val="true"/>
-          <w:bCs w:val="true"/>
-          <w:color w:val="72B372"/>
+          <w:b/>
+          <w:bCs/>
+          <w:color w:val="489872"/>
         </w:rPr>
         <w:t xml:space="preserve">David de Roode:</w:t>
       </w:r>
@@ -435,9 +434,9 @@
       </w:r>
       <w:r>
         <w:rPr>
-          <w:b w:val="true"/>
-          <w:bCs w:val="true"/>
-          <w:color w:val="72B372"/>
+          <w:b/>
+          <w:bCs/>
+          <w:color w:val="489872"/>
         </w:rPr>
         <w:t xml:space="preserve">David de Roode:</w:t>
       </w:r>
@@ -460,9 +459,9 @@
       </w:r>
       <w:r>
         <w:rPr>
-          <w:b w:val="true"/>
-          <w:bCs w:val="true"/>
-          <w:color w:val="DE4A1D"/>
+          <w:b/>
+          <w:bCs/>
+          <w:color w:val="DC7D3E"/>
         </w:rPr>
         <w:t xml:space="preserve">Kaes Van't Hof:</w:t>
       </w:r>
@@ -494,9 +493,9 @@
       </w:r>
       <w:r>
         <w:rPr>
-          <w:b w:val="true"/>
-          <w:bCs w:val="true"/>
-          <w:color w:val="DE4A1D"/>
+          <w:b/>
+          <w:bCs/>
+          <w:color w:val="DC7D3E"/>
         </w:rPr>
         <w:t xml:space="preserve">Kaes Van't Hof:</w:t>
       </w:r>
@@ -519,9 +518,9 @@
       </w:r>
       <w:r>
         <w:rPr>
-          <w:b w:val="true"/>
-          <w:bCs w:val="true"/>
-          <w:color w:val="DE4A1D"/>
+          <w:b/>
+          <w:bCs/>
+          <w:color w:val="DC7D3E"/>
         </w:rPr>
         <w:t xml:space="preserve">Kaes Van't Hof:</w:t>
       </w:r>
@@ -544,9 +543,9 @@
       </w:r>
       <w:r>
         <w:rPr>
-          <w:b w:val="true"/>
-          <w:bCs w:val="true"/>
-          <w:color w:val="DE4A1D"/>
+          <w:b/>
+          <w:bCs/>
+          <w:color w:val="DC7D3E"/>
         </w:rPr>
         <w:t xml:space="preserve">Kaes Van't Hof:</w:t>
       </w:r>
@@ -578,9 +577,9 @@
       </w:r>
       <w:r>
         <w:rPr>
-          <w:b w:val="true"/>
-          <w:bCs w:val="true"/>
-          <w:color w:val="DE4A1D"/>
+          <w:b/>
+          <w:bCs/>
+          <w:color w:val="DC7D3E"/>
         </w:rPr>
         <w:t xml:space="preserve">Kaes Van't Hof:</w:t>
       </w:r>
@@ -603,9 +602,9 @@
       </w:r>
       <w:r>
         <w:rPr>
-          <w:b w:val="true"/>
-          <w:bCs w:val="true"/>
-          <w:color w:val="DE4A1D"/>
+          <w:b/>
+          <w:bCs/>
+          <w:color w:val="DC7D3E"/>
         </w:rPr>
         <w:t xml:space="preserve">Kaes Van't Hof:</w:t>
       </w:r>
@@ -628,9 +627,9 @@
       </w:r>
       <w:r>
         <w:rPr>
-          <w:b w:val="true"/>
-          <w:bCs w:val="true"/>
-          <w:color w:val="DE4A1D"/>
+          <w:b/>
+          <w:bCs/>
+          <w:color w:val="DC7D3E"/>
         </w:rPr>
         <w:t xml:space="preserve">Kaes Van't Hof:</w:t>
       </w:r>
@@ -662,9 +661,9 @@
       </w:r>
       <w:r>
         <w:rPr>
-          <w:b w:val="true"/>
-          <w:bCs w:val="true"/>
-          <w:color w:val="DE4A1D"/>
+          <w:b/>
+          <w:bCs/>
+          <w:color w:val="DC7D3E"/>
         </w:rPr>
         <w:t xml:space="preserve">Kaes Van't Hof:</w:t>
       </w:r>
@@ -687,9 +686,9 @@
       </w:r>
       <w:r>
         <w:rPr>
-          <w:b w:val="true"/>
-          <w:bCs w:val="true"/>
-          <w:color w:val="DE4A1D"/>
+          <w:b/>
+          <w:bCs/>
+          <w:color w:val="DC7D3E"/>
         </w:rPr>
         <w:t xml:space="preserve">Kaes Van't Hof:</w:t>
       </w:r>
@@ -712,9 +711,9 @@
       </w:r>
       <w:r>
         <w:rPr>
-          <w:b w:val="true"/>
-          <w:bCs w:val="true"/>
-          <w:color w:val="DE4A1D"/>
+          <w:b/>
+          <w:bCs/>
+          <w:color w:val="DC7D3E"/>
         </w:rPr>
         <w:t xml:space="preserve">Kaes Van't Hof:</w:t>
       </w:r>
@@ -746,9 +745,9 @@
       </w:r>
       <w:r>
         <w:rPr>
-          <w:b w:val="true"/>
-          <w:bCs w:val="true"/>
-          <w:color w:val="72B372"/>
+          <w:b/>
+          <w:bCs/>
+          <w:color w:val="489872"/>
         </w:rPr>
         <w:t xml:space="preserve">David de Roode:</w:t>
       </w:r>
@@ -771,9 +770,9 @@
       </w:r>
       <w:r>
         <w:rPr>
-          <w:b w:val="true"/>
-          <w:bCs w:val="true"/>
-          <w:color w:val="DE4A1D"/>
+          <w:b/>
+          <w:bCs/>
+          <w:color w:val="DC7D3E"/>
         </w:rPr>
         <w:t xml:space="preserve">Kaes Van't Hof:</w:t>
       </w:r>
@@ -796,9 +795,9 @@
       </w:r>
       <w:r>
         <w:rPr>
-          <w:b w:val="true"/>
-          <w:bCs w:val="true"/>
-          <w:color w:val="DE4A1D"/>
+          <w:b/>
+          <w:bCs/>
+          <w:color w:val="DC7D3E"/>
         </w:rPr>
         <w:t xml:space="preserve">Kaes Van't Hof:</w:t>
       </w:r>
@@ -821,9 +820,9 @@
       </w:r>
       <w:r>
         <w:rPr>
-          <w:b w:val="true"/>
-          <w:bCs w:val="true"/>
-          <w:color w:val="DE4A1D"/>
+          <w:b/>
+          <w:bCs/>
+          <w:color w:val="DC7D3E"/>
         </w:rPr>
         <w:t xml:space="preserve">Kaes Van't Hof:</w:t>
       </w:r>
@@ -855,9 +854,9 @@
       </w:r>
       <w:r>
         <w:rPr>
-          <w:b w:val="true"/>
-          <w:bCs w:val="true"/>
-          <w:color w:val="DE4A1D"/>
+          <w:b/>
+          <w:bCs/>
+          <w:color w:val="DC7D3E"/>
         </w:rPr>
         <w:t xml:space="preserve">Kaes Van't Hof:</w:t>
       </w:r>
@@ -880,9 +879,9 @@
       </w:r>
       <w:r>
         <w:rPr>
-          <w:b w:val="true"/>
-          <w:bCs w:val="true"/>
-          <w:color w:val="DE4A1D"/>
+          <w:b/>
+          <w:bCs/>
+          <w:color w:val="DC7D3E"/>
         </w:rPr>
         <w:t xml:space="preserve">Kaes Van't Hof:</w:t>
       </w:r>
@@ -905,9 +904,9 @@
       </w:r>
       <w:r>
         <w:rPr>
-          <w:b w:val="true"/>
-          <w:bCs w:val="true"/>
-          <w:color w:val="72B372"/>
+          <w:b/>
+          <w:bCs/>
+          <w:color w:val="489872"/>
         </w:rPr>
         <w:t xml:space="preserve">David de Roode:</w:t>
       </w:r>
@@ -930,9 +929,9 @@
       </w:r>
       <w:r>
         <w:rPr>
-          <w:b w:val="true"/>
-          <w:bCs w:val="true"/>
-          <w:color w:val="72B372"/>
+          <w:b/>
+          <w:bCs/>
+          <w:color w:val="489872"/>
         </w:rPr>
         <w:t xml:space="preserve">David de Roode:</w:t>
       </w:r>
@@ -955,9 +954,9 @@
       </w:r>
       <w:r>
         <w:rPr>
-          <w:b w:val="true"/>
-          <w:bCs w:val="true"/>
-          <w:color w:val="DE4A1D"/>
+          <w:b/>
+          <w:bCs/>
+          <w:color w:val="DC7D3E"/>
         </w:rPr>
         <w:t xml:space="preserve">Kaes Van't Hof:</w:t>
       </w:r>
@@ -989,9 +988,9 @@
       </w:r>
       <w:r>
         <w:rPr>
-          <w:b w:val="true"/>
-          <w:bCs w:val="true"/>
-          <w:color w:val="DE4A1D"/>
+          <w:b/>
+          <w:bCs/>
+          <w:color w:val="DC7D3E"/>
         </w:rPr>
         <w:t xml:space="preserve">Kaes Van't Hof:</w:t>
       </w:r>
@@ -1014,9 +1013,9 @@
       </w:r>
       <w:r>
         <w:rPr>
-          <w:b w:val="true"/>
-          <w:bCs w:val="true"/>
-          <w:color w:val="DE4A1D"/>
+          <w:b/>
+          <w:bCs/>
+          <w:color w:val="DC7D3E"/>
         </w:rPr>
         <w:t xml:space="preserve">Kaes Van't Hof:</w:t>
       </w:r>
@@ -1039,9 +1038,9 @@
       </w:r>
       <w:r>
         <w:rPr>
-          <w:b w:val="true"/>
-          <w:bCs w:val="true"/>
-          <w:color w:val="DE4A1D"/>
+          <w:b/>
+          <w:bCs/>
+          <w:color w:val="DC7D3E"/>
         </w:rPr>
         <w:t xml:space="preserve">Kaes Van't Hof:</w:t>
       </w:r>
@@ -1064,9 +1063,9 @@
       </w:r>
       <w:r>
         <w:rPr>
-          <w:b w:val="true"/>
-          <w:bCs w:val="true"/>
-          <w:color w:val="72B372"/>
+          <w:b/>
+          <w:bCs/>
+          <w:color w:val="489872"/>
         </w:rPr>
         <w:t xml:space="preserve">David de Roode:</w:t>
       </w:r>
@@ -1098,9 +1097,9 @@
       </w:r>
       <w:r>
         <w:rPr>
-          <w:b w:val="true"/>
-          <w:bCs w:val="true"/>
-          <w:color w:val="DE4A1D"/>
+          <w:b/>
+          <w:bCs/>
+          <w:color w:val="DC7D3E"/>
         </w:rPr>
         <w:t xml:space="preserve">Kaes Van't Hof:</w:t>
       </w:r>
@@ -1123,9 +1122,9 @@
       </w:r>
       <w:r>
         <w:rPr>
-          <w:b w:val="true"/>
-          <w:bCs w:val="true"/>
-          <w:color w:val="DE4A1D"/>
+          <w:b/>
+          <w:bCs/>
+          <w:color w:val="DC7D3E"/>
         </w:rPr>
         <w:t xml:space="preserve">Kaes Van't Hof:</w:t>
       </w:r>
@@ -1148,9 +1147,9 @@
       </w:r>
       <w:r>
         <w:rPr>
-          <w:b w:val="true"/>
-          <w:bCs w:val="true"/>
-          <w:color w:val="72B372"/>
+          <w:b/>
+          <w:bCs/>
+          <w:color w:val="489872"/>
         </w:rPr>
         <w:t xml:space="preserve">David de Roode:</w:t>
       </w:r>
@@ -1173,9 +1172,9 @@
       </w:r>
       <w:r>
         <w:rPr>
-          <w:b w:val="true"/>
-          <w:bCs w:val="true"/>
-          <w:color w:val="DE4A1D"/>
+          <w:b/>
+          <w:bCs/>
+          <w:color w:val="DC7D3E"/>
         </w:rPr>
         <w:t xml:space="preserve">Kaes Van't Hof:</w:t>
       </w:r>
@@ -1207,9 +1206,9 @@
       </w:r>
       <w:r>
         <w:rPr>
-          <w:b w:val="true"/>
-          <w:bCs w:val="true"/>
-          <w:color w:val="DE4A1D"/>
+          <w:b/>
+          <w:bCs/>
+          <w:color w:val="DC7D3E"/>
         </w:rPr>
         <w:t xml:space="preserve">Kaes Van't Hof:</w:t>
       </w:r>
@@ -1232,9 +1231,9 @@
       </w:r>
       <w:r>
         <w:rPr>
-          <w:b w:val="true"/>
-          <w:bCs w:val="true"/>
-          <w:color w:val="72B372"/>
+          <w:b/>
+          <w:bCs/>
+          <w:color w:val="489872"/>
         </w:rPr>
         <w:t xml:space="preserve">David de Roode:</w:t>
       </w:r>
@@ -1257,9 +1256,9 @@
       </w:r>
       <w:r>
         <w:rPr>
-          <w:b w:val="true"/>
-          <w:bCs w:val="true"/>
-          <w:color w:val="72B372"/>
+          <w:b/>
+          <w:bCs/>
+          <w:color w:val="489872"/>
         </w:rPr>
         <w:t xml:space="preserve">David de Roode:</w:t>
       </w:r>
@@ -1282,9 +1281,9 @@
       </w:r>
       <w:r>
         <w:rPr>
-          <w:b w:val="true"/>
-          <w:bCs w:val="true"/>
-          <w:color w:val="DE4A1D"/>
+          <w:b/>
+          <w:bCs/>
+          <w:color w:val="DC7D3E"/>
         </w:rPr>
         <w:t xml:space="preserve">Kaes Van't Hof:</w:t>
       </w:r>
@@ -1307,9 +1306,9 @@
       </w:r>
       <w:r>
         <w:rPr>
-          <w:b w:val="true"/>
-          <w:bCs w:val="true"/>
-          <w:color w:val="DE4A1D"/>
+          <w:b/>
+          <w:bCs/>
+          <w:color w:val="DC7D3E"/>
         </w:rPr>
         <w:t xml:space="preserve">Kaes Van't Hof:</w:t>
       </w:r>
@@ -1341,9 +1340,9 @@
       </w:r>
       <w:r>
         <w:rPr>
-          <w:b w:val="true"/>
-          <w:bCs w:val="true"/>
-          <w:color w:val="DE4A1D"/>
+          <w:b/>
+          <w:bCs/>
+          <w:color w:val="DC7D3E"/>
         </w:rPr>
         <w:t xml:space="preserve">Kaes Van't Hof:</w:t>
       </w:r>
@@ -1366,9 +1365,9 @@
       </w:r>
       <w:r>
         <w:rPr>
-          <w:b w:val="true"/>
-          <w:bCs w:val="true"/>
-          <w:color w:val="DE4A1D"/>
+          <w:b/>
+          <w:bCs/>
+          <w:color w:val="DC7D3E"/>
         </w:rPr>
         <w:t xml:space="preserve">Kaes Van't Hof:</w:t>
       </w:r>
@@ -1391,9 +1390,9 @@
       </w:r>
       <w:r>
         <w:rPr>
-          <w:b w:val="true"/>
-          <w:bCs w:val="true"/>
-          <w:color w:val="DE4A1D"/>
+          <w:b/>
+          <w:bCs/>
+          <w:color w:val="DC7D3E"/>
         </w:rPr>
         <w:t xml:space="preserve">Kaes Van't Hof:</w:t>
       </w:r>
@@ -1425,9 +1424,9 @@
       </w:r>
       <w:r>
         <w:rPr>
-          <w:b w:val="true"/>
-          <w:bCs w:val="true"/>
-          <w:color w:val="DE4A1D"/>
+          <w:b/>
+          <w:bCs/>
+          <w:color w:val="DC7D3E"/>
         </w:rPr>
         <w:t xml:space="preserve">Kaes Van't Hof:</w:t>
       </w:r>
@@ -1450,9 +1449,9 @@
       </w:r>
       <w:r>
         <w:rPr>
-          <w:b w:val="true"/>
-          <w:bCs w:val="true"/>
-          <w:color w:val="72B372"/>
+          <w:b/>
+          <w:bCs/>
+          <w:color w:val="489872"/>
         </w:rPr>
         <w:t xml:space="preserve">David de Roode:</w:t>
       </w:r>
@@ -1475,9 +1474,9 @@
       </w:r>
       <w:r>
         <w:rPr>
-          <w:b w:val="true"/>
-          <w:bCs w:val="true"/>
-          <w:color w:val="72B372"/>
+          <w:b/>
+          <w:bCs/>
+          <w:color w:val="489872"/>
         </w:rPr>
         <w:t xml:space="preserve">David de Roode:</w:t>
       </w:r>
@@ -1509,9 +1508,9 @@
       </w:r>
       <w:r>
         <w:rPr>
-          <w:b w:val="true"/>
-          <w:bCs w:val="true"/>
-          <w:color w:val="DE4A1D"/>
+          <w:b/>
+          <w:bCs/>
+          <w:color w:val="DC7D3E"/>
         </w:rPr>
         <w:t xml:space="preserve">Kaes Van't Hof:</w:t>
       </w:r>
@@ -1534,9 +1533,9 @@
       </w:r>
       <w:r>
         <w:rPr>
-          <w:b w:val="true"/>
-          <w:bCs w:val="true"/>
-          <w:color w:val="DE4A1D"/>
+          <w:b/>
+          <w:bCs/>
+          <w:color w:val="DC7D3E"/>
         </w:rPr>
         <w:t xml:space="preserve">Kaes Van't Hof:</w:t>
       </w:r>
@@ -1559,9 +1558,9 @@
       </w:r>
       <w:r>
         <w:rPr>
-          <w:b w:val="true"/>
-          <w:bCs w:val="true"/>
-          <w:color w:val="DE4A1D"/>
+          <w:b/>
+          <w:bCs/>
+          <w:color w:val="DC7D3E"/>
         </w:rPr>
         <w:t xml:space="preserve">Kaes Van't Hof:</w:t>
       </w:r>
@@ -1593,9 +1592,9 @@
       </w:r>
       <w:r>
         <w:rPr>
-          <w:b w:val="true"/>
-          <w:bCs w:val="true"/>
-          <w:color w:val="DE4A1D"/>
+          <w:b/>
+          <w:bCs/>
+          <w:color w:val="DC7D3E"/>
         </w:rPr>
         <w:t xml:space="preserve">Kaes Van't Hof:</w:t>
       </w:r>
@@ -1618,9 +1617,9 @@
       </w:r>
       <w:r>
         <w:rPr>
-          <w:b w:val="true"/>
-          <w:bCs w:val="true"/>
-          <w:color w:val="72B372"/>
+          <w:b/>
+          <w:bCs/>
+          <w:color w:val="489872"/>
         </w:rPr>
         <w:t xml:space="preserve">David de Roode:</w:t>
       </w:r>
@@ -1643,9 +1642,9 @@
       </w:r>
       <w:r>
         <w:rPr>
-          <w:b w:val="true"/>
-          <w:bCs w:val="true"/>
-          <w:color w:val="DE4A1D"/>
+          <w:b/>
+          <w:bCs/>
+          <w:color w:val="DC7D3E"/>
         </w:rPr>
         <w:t xml:space="preserve">Kaes Van't Hof:</w:t>
       </w:r>
@@ -1668,9 +1667,9 @@
       </w:r>
       <w:r>
         <w:rPr>
-          <w:b w:val="true"/>
-          <w:bCs w:val="true"/>
-          <w:color w:val="72B372"/>
+          <w:b/>
+          <w:bCs/>
+          <w:color w:val="489872"/>
         </w:rPr>
         <w:t xml:space="preserve">David de Roode:</w:t>
       </w:r>
@@ -1693,9 +1692,9 @@
       </w:r>
       <w:r>
         <w:rPr>
-          <w:b w:val="true"/>
-          <w:bCs w:val="true"/>
-          <w:color w:val="DE4A1D"/>
+          <w:b/>
+          <w:bCs/>
+          <w:color w:val="DC7D3E"/>
         </w:rPr>
         <w:t xml:space="preserve">Kaes Van't Hof:</w:t>
       </w:r>
@@ -1718,9 +1717,9 @@
       </w:r>
       <w:r>
         <w:rPr>
-          <w:b w:val="true"/>
-          <w:bCs w:val="true"/>
-          <w:color w:val="72B372"/>
+          <w:b/>
+          <w:bCs/>
+          <w:color w:val="489872"/>
         </w:rPr>
         <w:t xml:space="preserve">David de Roode:</w:t>
       </w:r>
@@ -1743,9 +1742,9 @@
       </w:r>
       <w:r>
         <w:rPr>
-          <w:b w:val="true"/>
-          <w:bCs w:val="true"/>
-          <w:color w:val="DE4A1D"/>
+          <w:b/>
+          <w:bCs/>
+          <w:color w:val="DC7D3E"/>
         </w:rPr>
         <w:t xml:space="preserve">Kaes Van't Hof:</w:t>
       </w:r>
@@ -1768,9 +1767,9 @@
       </w:r>
       <w:r>
         <w:rPr>
-          <w:b w:val="true"/>
-          <w:bCs w:val="true"/>
-          <w:color w:val="DE4A1D"/>
+          <w:b/>
+          <w:bCs/>
+          <w:color w:val="DC7D3E"/>
         </w:rPr>
         <w:t xml:space="preserve">Kaes Van't Hof:</w:t>
       </w:r>
@@ -1793,9 +1792,9 @@
       </w:r>
       <w:r>
         <w:rPr>
-          <w:b w:val="true"/>
-          <w:bCs w:val="true"/>
-          <w:color w:val="6600CC"/>
+          <w:b/>
+          <w:bCs/>
+          <w:color w:val="9C5DE1"/>
         </w:rPr>
         <w:t xml:space="preserve">Victoria Beard:</w:t>
       </w:r>
@@ -1818,9 +1817,9 @@
       </w:r>
       <w:r>
         <w:rPr>
-          <w:b w:val="true"/>
-          <w:bCs w:val="true"/>
-          <w:color w:val="DE4A1D"/>
+          <w:b/>
+          <w:bCs/>
+          <w:color w:val="DC7D3E"/>
         </w:rPr>
         <w:t xml:space="preserve">Kaes Van't Hof:</w:t>
       </w:r>
@@ -1852,9 +1851,9 @@
       </w:r>
       <w:r>
         <w:rPr>
-          <w:b w:val="true"/>
-          <w:bCs w:val="true"/>
-          <w:color w:val="DE4A1D"/>
+          <w:b/>
+          <w:bCs/>
+          <w:color w:val="DC7D3E"/>
         </w:rPr>
         <w:t xml:space="preserve">Kaes Van't Hof:</w:t>
       </w:r>
@@ -1877,9 +1876,9 @@
       </w:r>
       <w:r>
         <w:rPr>
-          <w:b w:val="true"/>
-          <w:bCs w:val="true"/>
-          <w:color w:val="DE4A1D"/>
+          <w:b/>
+          <w:bCs/>
+          <w:color w:val="DC7D3E"/>
         </w:rPr>
         <w:t xml:space="preserve">Kaes Van't Hof:</w:t>
       </w:r>
@@ -1902,9 +1901,9 @@
       </w:r>
       <w:r>
         <w:rPr>
-          <w:b w:val="true"/>
-          <w:bCs w:val="true"/>
-          <w:color w:val="DE4A1D"/>
+          <w:b/>
+          <w:bCs/>
+          <w:color w:val="DC7D3E"/>
         </w:rPr>
         <w:t xml:space="preserve">Kaes Van't Hof:</w:t>
       </w:r>
@@ -1936,9 +1935,9 @@
       </w:r>
       <w:r>
         <w:rPr>
-          <w:b w:val="true"/>
-          <w:bCs w:val="true"/>
-          <w:color w:val="DE4A1D"/>
+          <w:b/>
+          <w:bCs/>
+          <w:color w:val="DC7D3E"/>
         </w:rPr>
         <w:t xml:space="preserve">Kaes Van't Hof:</w:t>
       </w:r>
@@ -1961,9 +1960,9 @@
       </w:r>
       <w:r>
         <w:rPr>
-          <w:b w:val="true"/>
-          <w:bCs w:val="true"/>
-          <w:color w:val="DE4A1D"/>
+          <w:b/>
+          <w:bCs/>
+          <w:color w:val="DC7D3E"/>
         </w:rPr>
         <w:t xml:space="preserve">Kaes Van't Hof:</w:t>
       </w:r>
@@ -1986,9 +1985,9 @@
       </w:r>
       <w:r>
         <w:rPr>
-          <w:b w:val="true"/>
-          <w:bCs w:val="true"/>
-          <w:color w:val="72B372"/>
+          <w:b/>
+          <w:bCs/>
+          <w:color w:val="489872"/>
         </w:rPr>
         <w:t xml:space="preserve">David de Roode:</w:t>
       </w:r>
@@ -2011,9 +2010,9 @@
       </w:r>
       <w:r>
         <w:rPr>
-          <w:b w:val="true"/>
-          <w:bCs w:val="true"/>
-          <w:color w:val="72B372"/>
+          <w:b/>
+          <w:bCs/>
+          <w:color w:val="489872"/>
         </w:rPr>
         <w:t xml:space="preserve">David de Roode:</w:t>
       </w:r>
@@ -2045,9 +2044,9 @@
       </w:r>
       <w:r>
         <w:rPr>
-          <w:b w:val="true"/>
-          <w:bCs w:val="true"/>
-          <w:color w:val="DE4A1D"/>
+          <w:b/>
+          <w:bCs/>
+          <w:color w:val="DC7D3E"/>
         </w:rPr>
         <w:t xml:space="preserve">Kaes Van't Hof:</w:t>
       </w:r>
@@ -2070,9 +2069,9 @@
       </w:r>
       <w:r>
         <w:rPr>
-          <w:b w:val="true"/>
-          <w:bCs w:val="true"/>
-          <w:color w:val="DE4A1D"/>
+          <w:b/>
+          <w:bCs/>
+          <w:color w:val="DC7D3E"/>
         </w:rPr>
         <w:t xml:space="preserve">Kaes Van't Hof:</w:t>
       </w:r>
@@ -2095,9 +2094,9 @@
       </w:r>
       <w:r>
         <w:rPr>
-          <w:b w:val="true"/>
-          <w:bCs w:val="true"/>
-          <w:color w:val="DE4A1D"/>
+          <w:b/>
+          <w:bCs/>
+          <w:color w:val="DC7D3E"/>
         </w:rPr>
         <w:t xml:space="preserve">Kaes Van't Hof:</w:t>
       </w:r>
@@ -2120,9 +2119,9 @@
       </w:r>
       <w:r>
         <w:rPr>
-          <w:b w:val="true"/>
-          <w:bCs w:val="true"/>
-          <w:color w:val="DE4A1D"/>
+          <w:b/>
+          <w:bCs/>
+          <w:color w:val="DC7D3E"/>
         </w:rPr>
         <w:t xml:space="preserve">Kaes Van't Hof:</w:t>
       </w:r>
@@ -2154,9 +2153,9 @@
       </w:r>
       <w:r>
         <w:rPr>
-          <w:b w:val="true"/>
-          <w:bCs w:val="true"/>
-          <w:color w:val="6600CC"/>
+          <w:b/>
+          <w:bCs/>
+          <w:color w:val="9C5DE1"/>
         </w:rPr>
         <w:t xml:space="preserve">Victoria Beard:</w:t>
       </w:r>
@@ -2179,9 +2178,9 @@
       </w:r>
       <w:r>
         <w:rPr>
-          <w:b w:val="true"/>
-          <w:bCs w:val="true"/>
-          <w:color w:val="DE4A1D"/>
+          <w:b/>
+          <w:bCs/>
+          <w:color w:val="DC7D3E"/>
         </w:rPr>
         <w:t xml:space="preserve">Kaes Van't Hof:</w:t>
       </w:r>
@@ -2204,9 +2203,9 @@
       </w:r>
       <w:r>
         <w:rPr>
-          <w:b w:val="true"/>
-          <w:bCs w:val="true"/>
-          <w:color w:val="DE4A1D"/>
+          <w:b/>
+          <w:bCs/>
+          <w:color w:val="DC7D3E"/>
         </w:rPr>
         <w:t xml:space="preserve">Kaes Van't Hof:</w:t>
       </w:r>
@@ -2229,9 +2228,9 @@
       </w:r>
       <w:r>
         <w:rPr>
-          <w:b w:val="true"/>
-          <w:bCs w:val="true"/>
-          <w:color w:val="6600CC"/>
+          <w:b/>
+          <w:bCs/>
+          <w:color w:val="9C5DE1"/>
         </w:rPr>
         <w:t xml:space="preserve">Victoria Beard:</w:t>
       </w:r>
@@ -2254,9 +2253,9 @@
       </w:r>
       <w:r>
         <w:rPr>
-          <w:b w:val="true"/>
-          <w:bCs w:val="true"/>
-          <w:color w:val="DE4A1D"/>
+          <w:b/>
+          <w:bCs/>
+          <w:color w:val="DC7D3E"/>
         </w:rPr>
         <w:t xml:space="preserve">Kaes Van't Hof:</w:t>
       </w:r>
@@ -2279,9 +2278,9 @@
       </w:r>
       <w:r>
         <w:rPr>
-          <w:b w:val="true"/>
-          <w:bCs w:val="true"/>
-          <w:color w:val="DE4A1D"/>
+          <w:b/>
+          <w:bCs/>
+          <w:color w:val="DC7D3E"/>
         </w:rPr>
         <w:t xml:space="preserve">Kaes Van't Hof:</w:t>
       </w:r>
@@ -2304,9 +2303,9 @@
       </w:r>
       <w:r>
         <w:rPr>
-          <w:b w:val="true"/>
-          <w:bCs w:val="true"/>
-          <w:color w:val="DE4A1D"/>
+          <w:b/>
+          <w:bCs/>
+          <w:color w:val="DC7D3E"/>
         </w:rPr>
         <w:t xml:space="preserve">Kaes Van't Hof:</w:t>
       </w:r>
@@ -2338,9 +2337,9 @@
       </w:r>
       <w:r>
         <w:rPr>
-          <w:b w:val="true"/>
-          <w:bCs w:val="true"/>
-          <w:color w:val="DE4A1D"/>
+          <w:b/>
+          <w:bCs/>
+          <w:color w:val="DC7D3E"/>
         </w:rPr>
         <w:t xml:space="preserve">Kaes Van't Hof:</w:t>
       </w:r>
@@ -2363,9 +2362,9 @@
       </w:r>
       <w:r>
         <w:rPr>
-          <w:b w:val="true"/>
-          <w:bCs w:val="true"/>
-          <w:color w:val="72B372"/>
+          <w:b/>
+          <w:bCs/>
+          <w:color w:val="489872"/>
         </w:rPr>
         <w:t xml:space="preserve">David de Roode:</w:t>
       </w:r>
@@ -2388,9 +2387,9 @@
       </w:r>
       <w:r>
         <w:rPr>
-          <w:b w:val="true"/>
-          <w:bCs w:val="true"/>
-          <w:color w:val="DE4A1D"/>
+          <w:b/>
+          <w:bCs/>
+          <w:color w:val="DC7D3E"/>
         </w:rPr>
         <w:t xml:space="preserve">Kaes Van't Hof:</w:t>
       </w:r>
@@ -2413,9 +2412,9 @@
       </w:r>
       <w:r>
         <w:rPr>
-          <w:b w:val="true"/>
-          <w:bCs w:val="true"/>
-          <w:color w:val="DE4A1D"/>
+          <w:b/>
+          <w:bCs/>
+          <w:color w:val="DC7D3E"/>
         </w:rPr>
         <w:t xml:space="preserve">Kaes Van't Hof:</w:t>
       </w:r>
@@ -2447,9 +2446,9 @@
       </w:r>
       <w:r>
         <w:rPr>
-          <w:b w:val="true"/>
-          <w:bCs w:val="true"/>
-          <w:color w:val="DE4A1D"/>
+          <w:b/>
+          <w:bCs/>
+          <w:color w:val="DC7D3E"/>
         </w:rPr>
         <w:t xml:space="preserve">Kaes Van't Hof:</w:t>
       </w:r>
@@ -2472,9 +2471,9 @@
       </w:r>
       <w:r>
         <w:rPr>
-          <w:b w:val="true"/>
-          <w:bCs w:val="true"/>
-          <w:color w:val="DE4A1D"/>
+          <w:b/>
+          <w:bCs/>
+          <w:color w:val="DC7D3E"/>
         </w:rPr>
         <w:t xml:space="preserve">Kaes Van't Hof:</w:t>
       </w:r>
@@ -2506,9 +2505,9 @@
       </w:r>
       <w:r>
         <w:rPr>
-          <w:b w:val="true"/>
-          <w:bCs w:val="true"/>
-          <w:color w:val="DE4A1D"/>
+          <w:b/>
+          <w:bCs/>
+          <w:color w:val="DC7D3E"/>
         </w:rPr>
         <w:t xml:space="preserve">Kaes Van't Hof:</w:t>
       </w:r>
@@ -2531,9 +2530,9 @@
       </w:r>
       <w:r>
         <w:rPr>
-          <w:b w:val="true"/>
-          <w:bCs w:val="true"/>
-          <w:color w:val="DE4A1D"/>
+          <w:b/>
+          <w:bCs/>
+          <w:color w:val="DC7D3E"/>
         </w:rPr>
         <w:t xml:space="preserve">Kaes Van't Hof:</w:t>
       </w:r>
@@ -2556,9 +2555,9 @@
       </w:r>
       <w:r>
         <w:rPr>
-          <w:b w:val="true"/>
-          <w:bCs w:val="true"/>
-          <w:color w:val="72B372"/>
+          <w:b/>
+          <w:bCs/>
+          <w:color w:val="489872"/>
         </w:rPr>
         <w:t xml:space="preserve">David de Roode:</w:t>
       </w:r>
@@ -2581,9 +2580,9 @@
       </w:r>
       <w:r>
         <w:rPr>
-          <w:b w:val="true"/>
-          <w:bCs w:val="true"/>
-          <w:color w:val="6600CC"/>
+          <w:b/>
+          <w:bCs/>
+          <w:color w:val="9C5DE1"/>
         </w:rPr>
         <w:t xml:space="preserve">Victoria Beard:</w:t>
       </w:r>
@@ -2606,9 +2605,9 @@
       </w:r>
       <w:r>
         <w:rPr>
-          <w:b w:val="true"/>
-          <w:bCs w:val="true"/>
-          <w:color w:val="6600CC"/>
+          <w:b/>
+          <w:bCs/>
+          <w:color w:val="9C5DE1"/>
         </w:rPr>
         <w:t xml:space="preserve">Victoria Beard:</w:t>
       </w:r>
@@ -2631,9 +2630,9 @@
       </w:r>
       <w:r>
         <w:rPr>
-          <w:b w:val="true"/>
-          <w:bCs w:val="true"/>
-          <w:color w:val="DE4A1D"/>
+          <w:b/>
+          <w:bCs/>
+          <w:color w:val="DC7D3E"/>
         </w:rPr>
         <w:t xml:space="preserve">Kaes Van't Hof:</w:t>
       </w:r>
@@ -2656,9 +2655,9 @@
       </w:r>
       <w:r>
         <w:rPr>
-          <w:b w:val="true"/>
-          <w:bCs w:val="true"/>
-          <w:color w:val="6600CC"/>
+          <w:b/>
+          <w:bCs/>
+          <w:color w:val="9C5DE1"/>
         </w:rPr>
         <w:t xml:space="preserve">Victoria Beard:</w:t>
       </w:r>
@@ -2681,9 +2680,9 @@
       </w:r>
       <w:r>
         <w:rPr>
-          <w:b w:val="true"/>
-          <w:bCs w:val="true"/>
-          <w:color w:val="DE4A1D"/>
+          <w:b/>
+          <w:bCs/>
+          <w:color w:val="DC7D3E"/>
         </w:rPr>
         <w:t xml:space="preserve">Kaes Van't Hof:</w:t>
       </w:r>
@@ -2715,9 +2714,9 @@
       </w:r>
       <w:r>
         <w:rPr>
-          <w:b w:val="true"/>
-          <w:bCs w:val="true"/>
-          <w:color w:val="DE4A1D"/>
+          <w:b/>
+          <w:bCs/>
+          <w:color w:val="DC7D3E"/>
         </w:rPr>
         <w:t xml:space="preserve">Kaes Van't Hof:</w:t>
       </w:r>
@@ -2740,9 +2739,9 @@
       </w:r>
       <w:r>
         <w:rPr>
-          <w:b w:val="true"/>
-          <w:bCs w:val="true"/>
-          <w:color w:val="DE4A1D"/>
+          <w:b/>
+          <w:bCs/>
+          <w:color w:val="DC7D3E"/>
         </w:rPr>
         <w:t xml:space="preserve">Kaes Van't Hof:</w:t>
       </w:r>
@@ -2765,9 +2764,9 @@
       </w:r>
       <w:r>
         <w:rPr>
-          <w:b w:val="true"/>
-          <w:bCs w:val="true"/>
-          <w:color w:val="DE4A1D"/>
+          <w:b/>
+          <w:bCs/>
+          <w:color w:val="DC7D3E"/>
         </w:rPr>
         <w:t xml:space="preserve">Kaes Van't Hof:</w:t>
       </w:r>
@@ -2790,9 +2789,9 @@
       </w:r>
       <w:r>
         <w:rPr>
-          <w:b w:val="true"/>
-          <w:bCs w:val="true"/>
-          <w:color w:val="6600CC"/>
+          <w:b/>
+          <w:bCs/>
+          <w:color w:val="9C5DE1"/>
         </w:rPr>
         <w:t xml:space="preserve">Victoria Beard:</w:t>
       </w:r>
@@ -2824,9 +2823,9 @@
       </w:r>
       <w:r>
         <w:rPr>
-          <w:b w:val="true"/>
-          <w:bCs w:val="true"/>
-          <w:color w:val="6600CC"/>
+          <w:b/>
+          <w:bCs/>
+          <w:color w:val="9C5DE1"/>
         </w:rPr>
         <w:t xml:space="preserve">Victoria Beard:</w:t>
       </w:r>
@@ -2849,9 +2848,9 @@
       </w:r>
       <w:r>
         <w:rPr>
-          <w:b w:val="true"/>
-          <w:bCs w:val="true"/>
-          <w:color w:val="DE4A1D"/>
+          <w:b/>
+          <w:bCs/>
+          <w:color w:val="DC7D3E"/>
         </w:rPr>
         <w:t xml:space="preserve">Kaes Van't Hof:</w:t>
       </w:r>
@@ -2874,9 +2873,9 @@
       </w:r>
       <w:r>
         <w:rPr>
-          <w:b w:val="true"/>
-          <w:bCs w:val="true"/>
-          <w:color w:val="DE4A1D"/>
+          <w:b/>
+          <w:bCs/>
+          <w:color w:val="DC7D3E"/>
         </w:rPr>
         <w:t xml:space="preserve">Kaes Van't Hof:</w:t>
       </w:r>
@@ -2899,9 +2898,9 @@
       </w:r>
       <w:r>
         <w:rPr>
-          <w:b w:val="true"/>
-          <w:bCs w:val="true"/>
-          <w:color w:val="DE4A1D"/>
+          <w:b/>
+          <w:bCs/>
+          <w:color w:val="DC7D3E"/>
         </w:rPr>
         <w:t xml:space="preserve">Kaes Van't Hof:</w:t>
       </w:r>
@@ -2924,9 +2923,9 @@
       </w:r>
       <w:r>
         <w:rPr>
-          <w:b w:val="true"/>
-          <w:bCs w:val="true"/>
-          <w:color w:val="6600CC"/>
+          <w:b/>
+          <w:bCs/>
+          <w:color w:val="9C5DE1"/>
         </w:rPr>
         <w:t xml:space="preserve">Victoria Beard:</w:t>
       </w:r>
@@ -2958,9 +2957,9 @@
       </w:r>
       <w:r>
         <w:rPr>
-          <w:b w:val="true"/>
-          <w:bCs w:val="true"/>
-          <w:color w:val="DE4A1D"/>
+          <w:b/>
+          <w:bCs/>
+          <w:color w:val="DC7D3E"/>
         </w:rPr>
         <w:t xml:space="preserve">Kaes Van't Hof:</w:t>
       </w:r>
@@ -2983,9 +2982,9 @@
       </w:r>
       <w:r>
         <w:rPr>
-          <w:b w:val="true"/>
-          <w:bCs w:val="true"/>
-          <w:color w:val="6600CC"/>
+          <w:b/>
+          <w:bCs/>
+          <w:color w:val="9C5DE1"/>
         </w:rPr>
         <w:t xml:space="preserve">Victoria Beard:</w:t>
       </w:r>
@@ -3008,9 +3007,9 @@
       </w:r>
       <w:r>
         <w:rPr>
-          <w:b w:val="true"/>
-          <w:bCs w:val="true"/>
-          <w:color w:val="DE4A1D"/>
+          <w:b/>
+          <w:bCs/>
+          <w:color w:val="DC7D3E"/>
         </w:rPr>
         <w:t xml:space="preserve">Kaes Van't Hof:</w:t>
       </w:r>
@@ -3033,9 +3032,9 @@
       </w:r>
       <w:r>
         <w:rPr>
-          <w:b w:val="true"/>
-          <w:bCs w:val="true"/>
-          <w:color w:val="DE4A1D"/>
+          <w:b/>
+          <w:bCs/>
+          <w:color w:val="DC7D3E"/>
         </w:rPr>
         <w:t xml:space="preserve">Kaes Van't Hof:</w:t>
       </w:r>
@@ -3058,9 +3057,9 @@
       </w:r>
       <w:r>
         <w:rPr>
-          <w:b w:val="true"/>
-          <w:bCs w:val="true"/>
-          <w:color w:val="DE4A1D"/>
+          <w:b/>
+          <w:bCs/>
+          <w:color w:val="DC7D3E"/>
         </w:rPr>
         <w:t xml:space="preserve">Kaes Van't Hof:</w:t>
       </w:r>
@@ -3092,9 +3091,9 @@
       </w:r>
       <w:r>
         <w:rPr>
-          <w:b w:val="true"/>
-          <w:bCs w:val="true"/>
-          <w:color w:val="DE4A1D"/>
+          <w:b/>
+          <w:bCs/>
+          <w:color w:val="DC7D3E"/>
         </w:rPr>
         <w:t xml:space="preserve">Kaes Van't Hof:</w:t>
       </w:r>
@@ -3117,9 +3116,9 @@
       </w:r>
       <w:r>
         <w:rPr>
-          <w:b w:val="true"/>
-          <w:bCs w:val="true"/>
-          <w:color w:val="DE4A1D"/>
+          <w:b/>
+          <w:bCs/>
+          <w:color w:val="DC7D3E"/>
         </w:rPr>
         <w:t xml:space="preserve">Kaes Van't Hof:</w:t>
       </w:r>
@@ -3142,9 +3141,9 @@
       </w:r>
       <w:r>
         <w:rPr>
-          <w:b w:val="true"/>
-          <w:bCs w:val="true"/>
-          <w:color w:val="72B372"/>
+          <w:b/>
+          <w:bCs/>
+          <w:color w:val="489872"/>
         </w:rPr>
         <w:t xml:space="preserve">David de Roode:</w:t>
       </w:r>
@@ -3167,9 +3166,9 @@
       </w:r>
       <w:r>
         <w:rPr>
-          <w:b w:val="true"/>
-          <w:bCs w:val="true"/>
-          <w:color w:val="72B372"/>
+          <w:b/>
+          <w:bCs/>
+          <w:color w:val="489872"/>
         </w:rPr>
         <w:t xml:space="preserve">David de Roode:</w:t>
       </w:r>
@@ -3201,9 +3200,9 @@
       </w:r>
       <w:r>
         <w:rPr>
-          <w:b w:val="true"/>
-          <w:bCs w:val="true"/>
-          <w:color w:val="DE4A1D"/>
+          <w:b/>
+          <w:bCs/>
+          <w:color w:val="DC7D3E"/>
         </w:rPr>
         <w:t xml:space="preserve">Kaes Van't Hof:</w:t>
       </w:r>
@@ -3226,9 +3225,9 @@
       </w:r>
       <w:r>
         <w:rPr>
-          <w:b w:val="true"/>
-          <w:bCs w:val="true"/>
-          <w:color w:val="DE4A1D"/>
+          <w:b/>
+          <w:bCs/>
+          <w:color w:val="DC7D3E"/>
         </w:rPr>
         <w:t xml:space="preserve">Kaes Van't Hof:</w:t>
       </w:r>
@@ -3251,9 +3250,9 @@
       </w:r>
       <w:r>
         <w:rPr>
-          <w:b w:val="true"/>
-          <w:bCs w:val="true"/>
-          <w:color w:val="DE4A1D"/>
+          <w:b/>
+          <w:bCs/>
+          <w:color w:val="DC7D3E"/>
         </w:rPr>
         <w:t xml:space="preserve">Kaes Van't Hof:</w:t>
       </w:r>
@@ -3285,9 +3284,9 @@
       </w:r>
       <w:r>
         <w:rPr>
-          <w:b w:val="true"/>
-          <w:bCs w:val="true"/>
-          <w:color w:val="DE4A1D"/>
+          <w:b/>
+          <w:bCs/>
+          <w:color w:val="DC7D3E"/>
         </w:rPr>
         <w:t xml:space="preserve">Kaes Van't Hof:</w:t>
       </w:r>
@@ -3310,9 +3309,9 @@
       </w:r>
       <w:r>
         <w:rPr>
-          <w:b w:val="true"/>
-          <w:bCs w:val="true"/>
-          <w:color w:val="DE4A1D"/>
+          <w:b/>
+          <w:bCs/>
+          <w:color w:val="DC7D3E"/>
         </w:rPr>
         <w:t xml:space="preserve">Kaes Van't Hof:</w:t>
       </w:r>
@@ -3335,9 +3334,9 @@
       </w:r>
       <w:r>
         <w:rPr>
-          <w:b w:val="true"/>
-          <w:bCs w:val="true"/>
-          <w:color w:val="DE4A1D"/>
+          <w:b/>
+          <w:bCs/>
+          <w:color w:val="DC7D3E"/>
         </w:rPr>
         <w:t xml:space="preserve">Kaes Van't Hof:</w:t>
       </w:r>
@@ -3360,9 +3359,9 @@
       </w:r>
       <w:r>
         <w:rPr>
-          <w:b w:val="true"/>
-          <w:bCs w:val="true"/>
-          <w:color w:val="72B372"/>
+          <w:b/>
+          <w:bCs/>
+          <w:color w:val="489872"/>
         </w:rPr>
         <w:t xml:space="preserve">David de Roode:</w:t>
       </w:r>
@@ -3394,9 +3393,9 @@
       </w:r>
       <w:r>
         <w:rPr>
-          <w:b w:val="true"/>
-          <w:bCs w:val="true"/>
-          <w:color w:val="72B372"/>
+          <w:b/>
+          <w:bCs/>
+          <w:color w:val="489872"/>
         </w:rPr>
         <w:t xml:space="preserve">David de Roode:</w:t>
       </w:r>
@@ -3419,9 +3418,9 @@
       </w:r>
       <w:r>
         <w:rPr>
-          <w:b w:val="true"/>
-          <w:bCs w:val="true"/>
-          <w:color w:val="DE4A1D"/>
+          <w:b/>
+          <w:bCs/>
+          <w:color w:val="DC7D3E"/>
         </w:rPr>
         <w:t xml:space="preserve">Kaes Van't Hof:</w:t>
       </w:r>
@@ -3444,9 +3443,9 @@
       </w:r>
       <w:r>
         <w:rPr>
-          <w:b w:val="true"/>
-          <w:bCs w:val="true"/>
-          <w:color w:val="DE4A1D"/>
+          <w:b/>
+          <w:bCs/>
+          <w:color w:val="DC7D3E"/>
         </w:rPr>
         <w:t xml:space="preserve">Kaes Van't Hof:</w:t>
       </w:r>
@@ -3469,9 +3468,9 @@
       </w:r>
       <w:r>
         <w:rPr>
-          <w:b w:val="true"/>
-          <w:bCs w:val="true"/>
-          <w:color w:val="DE4A1D"/>
+          <w:b/>
+          <w:bCs/>
+          <w:color w:val="DC7D3E"/>
         </w:rPr>
         <w:t xml:space="preserve">Kaes Van't Hof:</w:t>
       </w:r>
@@ -3503,9 +3502,9 @@
       </w:r>
       <w:r>
         <w:rPr>
-          <w:b w:val="true"/>
-          <w:bCs w:val="true"/>
-          <w:color w:val="6600CC"/>
+          <w:b/>
+          <w:bCs/>
+          <w:color w:val="9C5DE1"/>
         </w:rPr>
         <w:t xml:space="preserve">Victoria Beard:</w:t>
       </w:r>
@@ -3528,9 +3527,9 @@
       </w:r>
       <w:r>
         <w:rPr>
-          <w:b w:val="true"/>
-          <w:bCs w:val="true"/>
-          <w:color w:val="DE4A1D"/>
+          <w:b/>
+          <w:bCs/>
+          <w:color w:val="DC7D3E"/>
         </w:rPr>
         <w:t xml:space="preserve">Kaes Van't Hof:</w:t>
       </w:r>
@@ -3553,9 +3552,9 @@
       </w:r>
       <w:r>
         <w:rPr>
-          <w:b w:val="true"/>
-          <w:bCs w:val="true"/>
-          <w:color w:val="DE4A1D"/>
+          <w:b/>
+          <w:bCs/>
+          <w:color w:val="DC7D3E"/>
         </w:rPr>
         <w:t xml:space="preserve">Kaes Van't Hof:</w:t>
       </w:r>
@@ -3578,9 +3577,9 @@
       </w:r>
       <w:r>
         <w:rPr>
-          <w:b w:val="true"/>
-          <w:bCs w:val="true"/>
-          <w:color w:val="DE4A1D"/>
+          <w:b/>
+          <w:bCs/>
+          <w:color w:val="DC7D3E"/>
         </w:rPr>
         <w:t xml:space="preserve">Kaes Van't Hof:</w:t>
       </w:r>
@@ -3612,9 +3611,9 @@
       </w:r>
       <w:r>
         <w:rPr>
-          <w:b w:val="true"/>
-          <w:bCs w:val="true"/>
-          <w:color w:val="DE4A1D"/>
+          <w:b/>
+          <w:bCs/>
+          <w:color w:val="DC7D3E"/>
         </w:rPr>
         <w:t xml:space="preserve">Kaes Van't Hof:</w:t>
       </w:r>
@@ -3637,9 +3636,9 @@
       </w:r>
       <w:r>
         <w:rPr>
-          <w:b w:val="true"/>
-          <w:bCs w:val="true"/>
-          <w:color w:val="DE4A1D"/>
+          <w:b/>
+          <w:bCs/>
+          <w:color w:val="DC7D3E"/>
         </w:rPr>
         <w:t xml:space="preserve">Kaes Van't Hof:</w:t>
       </w:r>
@@ -3662,9 +3661,9 @@
       </w:r>
       <w:r>
         <w:rPr>
-          <w:b w:val="true"/>
-          <w:bCs w:val="true"/>
-          <w:color w:val="72B372"/>
+          <w:b/>
+          <w:bCs/>
+          <w:color w:val="489872"/>
         </w:rPr>
         <w:t xml:space="preserve">David de Roode:</w:t>
       </w:r>
@@ -3687,9 +3686,9 @@
       </w:r>
       <w:r>
         <w:rPr>
-          <w:b w:val="true"/>
-          <w:bCs w:val="true"/>
-          <w:color w:val="DE4A1D"/>
+          <w:b/>
+          <w:bCs/>
+          <w:color w:val="DC7D3E"/>
         </w:rPr>
         <w:t xml:space="preserve">Kaes Van't Hof:</w:t>
       </w:r>
@@ -3721,9 +3720,9 @@
       </w:r>
       <w:r>
         <w:rPr>
-          <w:b w:val="true"/>
-          <w:bCs w:val="true"/>
-          <w:color w:val="DE4A1D"/>
+          <w:b/>
+          <w:bCs/>
+          <w:color w:val="DC7D3E"/>
         </w:rPr>
         <w:t xml:space="preserve">Kaes Van't Hof:</w:t>
       </w:r>
@@ -3746,9 +3745,9 @@
       </w:r>
       <w:r>
         <w:rPr>
-          <w:b w:val="true"/>
-          <w:bCs w:val="true"/>
-          <w:color w:val="DE4A1D"/>
+          <w:b/>
+          <w:bCs/>
+          <w:color w:val="DC7D3E"/>
         </w:rPr>
         <w:t xml:space="preserve">Kaes Van't Hof:</w:t>
       </w:r>
@@ -3771,9 +3770,9 @@
       </w:r>
       <w:r>
         <w:rPr>
-          <w:b w:val="true"/>
-          <w:bCs w:val="true"/>
-          <w:color w:val="72B372"/>
+          <w:b/>
+          <w:bCs/>
+          <w:color w:val="489872"/>
         </w:rPr>
         <w:t xml:space="preserve">David de Roode:</w:t>
       </w:r>
@@ -3796,9 +3795,9 @@
       </w:r>
       <w:r>
         <w:rPr>
-          <w:b w:val="true"/>
-          <w:bCs w:val="true"/>
-          <w:color w:val="DE4A1D"/>
+          <w:b/>
+          <w:bCs/>
+          <w:color w:val="DC7D3E"/>
         </w:rPr>
         <w:t xml:space="preserve">Kaes Van't Hof:</w:t>
       </w:r>
@@ -3821,9 +3820,9 @@
       </w:r>
       <w:r>
         <w:rPr>
-          <w:b w:val="true"/>
-          <w:bCs w:val="true"/>
-          <w:color w:val="DE4A1D"/>
+          <w:b/>
+          <w:bCs/>
+          <w:color w:val="DC7D3E"/>
         </w:rPr>
         <w:t xml:space="preserve">Kaes Van't Hof:</w:t>
       </w:r>
@@ -3855,9 +3854,9 @@
       </w:r>
       <w:r>
         <w:rPr>
-          <w:b w:val="true"/>
-          <w:bCs w:val="true"/>
-          <w:color w:val="DE4A1D"/>
+          <w:b/>
+          <w:bCs/>
+          <w:color w:val="DC7D3E"/>
         </w:rPr>
         <w:t xml:space="preserve">Kaes Van't Hof:</w:t>
       </w:r>
@@ -3880,9 +3879,9 @@
       </w:r>
       <w:r>
         <w:rPr>
-          <w:b w:val="true"/>
-          <w:bCs w:val="true"/>
-          <w:color w:val="DE4A1D"/>
+          <w:b/>
+          <w:bCs/>
+          <w:color w:val="DC7D3E"/>
         </w:rPr>
         <w:t xml:space="preserve">Kaes Van't Hof:</w:t>
       </w:r>
@@ -3905,9 +3904,9 @@
       </w:r>
       <w:r>
         <w:rPr>
-          <w:b w:val="true"/>
-          <w:bCs w:val="true"/>
-          <w:color w:val="72B372"/>
+          <w:b/>
+          <w:bCs/>
+          <w:color w:val="489872"/>
         </w:rPr>
         <w:t xml:space="preserve">David de Roode:</w:t>
       </w:r>
@@ -3939,9 +3938,9 @@
       </w:r>
       <w:r>
         <w:rPr>
-          <w:b w:val="true"/>
-          <w:bCs w:val="true"/>
-          <w:color w:val="DE4A1D"/>
+          <w:b/>
+          <w:bCs/>
+          <w:color w:val="DC7D3E"/>
         </w:rPr>
         <w:t xml:space="preserve">Kaes Van't Hof:</w:t>
       </w:r>
@@ -3964,9 +3963,9 @@
       </w:r>
       <w:r>
         <w:rPr>
-          <w:b w:val="true"/>
-          <w:bCs w:val="true"/>
-          <w:color w:val="DE4A1D"/>
+          <w:b/>
+          <w:bCs/>
+          <w:color w:val="DC7D3E"/>
         </w:rPr>
         <w:t xml:space="preserve">Kaes Van't Hof:</w:t>
       </w:r>
@@ -3989,9 +3988,9 @@
       </w:r>
       <w:r>
         <w:rPr>
-          <w:b w:val="true"/>
-          <w:bCs w:val="true"/>
-          <w:color w:val="DE4A1D"/>
+          <w:b/>
+          <w:bCs/>
+          <w:color w:val="DC7D3E"/>
         </w:rPr>
         <w:t xml:space="preserve">Kaes Van't Hof:</w:t>
       </w:r>
@@ -4014,9 +4013,9 @@
       </w:r>
       <w:r>
         <w:rPr>
-          <w:b w:val="true"/>
-          <w:bCs w:val="true"/>
-          <w:color w:val="DE4A1D"/>
+          <w:b/>
+          <w:bCs/>
+          <w:color w:val="DC7D3E"/>
         </w:rPr>
         <w:t xml:space="preserve">Kaes Van't Hof:</w:t>
       </w:r>
@@ -4039,9 +4038,9 @@
       </w:r>
       <w:r>
         <w:rPr>
-          <w:b w:val="true"/>
-          <w:bCs w:val="true"/>
-          <w:color w:val="DE4A1D"/>
+          <w:b/>
+          <w:bCs/>
+          <w:color w:val="DC7D3E"/>
         </w:rPr>
         <w:t xml:space="preserve">Kaes Van't Hof:</w:t>
       </w:r>
@@ -4064,9 +4063,9 @@
       </w:r>
       <w:r>
         <w:rPr>
-          <w:b w:val="true"/>
-          <w:bCs w:val="true"/>
-          <w:color w:val="72B372"/>
+          <w:b/>
+          <w:bCs/>
+          <w:color w:val="489872"/>
         </w:rPr>
         <w:t xml:space="preserve">David de Roode:</w:t>
       </w:r>
@@ -4098,9 +4097,9 @@
       </w:r>
       <w:r>
         <w:rPr>
-          <w:b w:val="true"/>
-          <w:bCs w:val="true"/>
-          <w:color w:val="72B372"/>
+          <w:b/>
+          <w:bCs/>
+          <w:color w:val="489872"/>
         </w:rPr>
         <w:t xml:space="preserve">David de Roode:</w:t>
       </w:r>
@@ -4123,9 +4122,9 @@
       </w:r>
       <w:r>
         <w:rPr>
-          <w:b w:val="true"/>
-          <w:bCs w:val="true"/>
-          <w:color w:val="DE4A1D"/>
+          <w:b/>
+          <w:bCs/>
+          <w:color w:val="DC7D3E"/>
         </w:rPr>
         <w:t xml:space="preserve">Kaes Van't Hof:</w:t>
       </w:r>
@@ -4148,9 +4147,9 @@
       </w:r>
       <w:r>
         <w:rPr>
-          <w:b w:val="true"/>
-          <w:bCs w:val="true"/>
-          <w:color w:val="DE4A1D"/>
+          <w:b/>
+          <w:bCs/>
+          <w:color w:val="DC7D3E"/>
         </w:rPr>
         <w:t xml:space="preserve">Kaes Van't Hof:</w:t>
       </w:r>
@@ -4173,9 +4172,9 @@
       </w:r>
       <w:r>
         <w:rPr>
-          <w:b w:val="true"/>
-          <w:bCs w:val="true"/>
-          <w:color w:val="DE4A1D"/>
+          <w:b/>
+          <w:bCs/>
+          <w:color w:val="DC7D3E"/>
         </w:rPr>
         <w:t xml:space="preserve">Kaes Van't Hof:</w:t>
       </w:r>
@@ -4207,9 +4206,9 @@
       </w:r>
       <w:r>
         <w:rPr>
-          <w:b w:val="true"/>
-          <w:bCs w:val="true"/>
-          <w:color w:val="DE4A1D"/>
+          <w:b/>
+          <w:bCs/>
+          <w:color w:val="DC7D3E"/>
         </w:rPr>
         <w:t xml:space="preserve">Kaes Van't Hof:</w:t>
       </w:r>
@@ -4232,9 +4231,9 @@
       </w:r>
       <w:r>
         <w:rPr>
-          <w:b w:val="true"/>
-          <w:bCs w:val="true"/>
-          <w:color w:val="72B372"/>
+          <w:b/>
+          <w:bCs/>
+          <w:color w:val="489872"/>
         </w:rPr>
         <w:t xml:space="preserve">David de Roode:</w:t>
       </w:r>
@@ -4257,9 +4256,9 @@
       </w:r>
       <w:r>
         <w:rPr>
-          <w:b w:val="true"/>
-          <w:bCs w:val="true"/>
-          <w:color w:val="72B372"/>
+          <w:b/>
+          <w:bCs/>
+          <w:color w:val="489872"/>
         </w:rPr>
         <w:t xml:space="preserve">David de Roode:</w:t>
       </w:r>
@@ -4282,9 +4281,9 @@
       </w:r>
       <w:r>
         <w:rPr>
-          <w:b w:val="true"/>
-          <w:bCs w:val="true"/>
-          <w:color w:val="DE4A1D"/>
+          <w:b/>
+          <w:bCs/>
+          <w:color w:val="DC7D3E"/>
         </w:rPr>
         <w:t xml:space="preserve">Kaes Van't Hof:</w:t>
       </w:r>
@@ -4316,9 +4315,9 @@
       </w:r>
       <w:r>
         <w:rPr>
-          <w:b w:val="true"/>
-          <w:bCs w:val="true"/>
-          <w:color w:val="DE4A1D"/>
+          <w:b/>
+          <w:bCs/>
+          <w:color w:val="DC7D3E"/>
         </w:rPr>
         <w:t xml:space="preserve">Kaes Van't Hof:</w:t>
       </w:r>
@@ -4341,9 +4340,9 @@
       </w:r>
       <w:r>
         <w:rPr>
-          <w:b w:val="true"/>
-          <w:bCs w:val="true"/>
-          <w:color w:val="72B372"/>
+          <w:b/>
+          <w:bCs/>
+          <w:color w:val="489872"/>
         </w:rPr>
         <w:t xml:space="preserve">David de Roode:</w:t>
       </w:r>
@@ -4366,9 +4365,9 @@
       </w:r>
       <w:r>
         <w:rPr>
-          <w:b w:val="true"/>
-          <w:bCs w:val="true"/>
-          <w:color w:val="72B372"/>
+          <w:b/>
+          <w:bCs/>
+          <w:color w:val="489872"/>
         </w:rPr>
         <w:t xml:space="preserve">David de Roode:</w:t>
       </w:r>
@@ -4391,9 +4390,9 @@
       </w:r>
       <w:r>
         <w:rPr>
-          <w:b w:val="true"/>
-          <w:bCs w:val="true"/>
-          <w:color w:val="DE4A1D"/>
+          <w:b/>
+          <w:bCs/>
+          <w:color w:val="DC7D3E"/>
         </w:rPr>
         <w:t xml:space="preserve">Kaes Van't Hof:</w:t>
       </w:r>
@@ -4425,9 +4424,9 @@
       </w:r>
       <w:r>
         <w:rPr>
-          <w:b w:val="true"/>
-          <w:bCs w:val="true"/>
-          <w:color w:val="DE4A1D"/>
+          <w:b/>
+          <w:bCs/>
+          <w:color w:val="DC7D3E"/>
         </w:rPr>
         <w:t xml:space="preserve">Kaes Van't Hof:</w:t>
       </w:r>
@@ -4450,9 +4449,9 @@
       </w:r>
       <w:r>
         <w:rPr>
-          <w:b w:val="true"/>
-          <w:bCs w:val="true"/>
-          <w:color w:val="DE4A1D"/>
+          <w:b/>
+          <w:bCs/>
+          <w:color w:val="DC7D3E"/>
         </w:rPr>
         <w:t xml:space="preserve">Kaes Van't Hof:</w:t>
       </w:r>
@@ -4475,9 +4474,9 @@
       </w:r>
       <w:r>
         <w:rPr>
-          <w:b w:val="true"/>
-          <w:bCs w:val="true"/>
-          <w:color w:val="DE4A1D"/>
+          <w:b/>
+          <w:bCs/>
+          <w:color w:val="DC7D3E"/>
         </w:rPr>
         <w:t xml:space="preserve">Kaes Van't Hof:</w:t>
       </w:r>
@@ -4509,9 +4508,9 @@
       </w:r>
       <w:r>
         <w:rPr>
-          <w:b w:val="true"/>
-          <w:bCs w:val="true"/>
-          <w:color w:val="DE4A1D"/>
+          <w:b/>
+          <w:bCs/>
+          <w:color w:val="DC7D3E"/>
         </w:rPr>
         <w:t xml:space="preserve">Kaes Van't Hof:</w:t>
       </w:r>
@@ -4534,9 +4533,9 @@
       </w:r>
       <w:r>
         <w:rPr>
-          <w:b w:val="true"/>
-          <w:bCs w:val="true"/>
-          <w:color w:val="72B372"/>
+          <w:b/>
+          <w:bCs/>
+          <w:color w:val="489872"/>
         </w:rPr>
         <w:t xml:space="preserve">David de Roode:</w:t>
       </w:r>
@@ -4559,9 +4558,9 @@
       </w:r>
       <w:r>
         <w:rPr>
-          <w:b w:val="true"/>
-          <w:bCs w:val="true"/>
-          <w:color w:val="DE4A1D"/>
+          <w:b/>
+          <w:bCs/>
+          <w:color w:val="DC7D3E"/>
         </w:rPr>
         <w:t xml:space="preserve">Kaes Van't Hof:</w:t>
       </w:r>
@@ -4584,9 +4583,9 @@
       </w:r>
       <w:r>
         <w:rPr>
-          <w:b w:val="true"/>
-          <w:bCs w:val="true"/>
-          <w:color w:val="DE4A1D"/>
+          <w:b/>
+          <w:bCs/>
+          <w:color w:val="DC7D3E"/>
         </w:rPr>
         <w:t xml:space="preserve">Kaes Van't Hof:</w:t>
       </w:r>
@@ -4618,9 +4617,9 @@
       </w:r>
       <w:r>
         <w:rPr>
-          <w:b w:val="true"/>
-          <w:bCs w:val="true"/>
-          <w:color w:val="DE4A1D"/>
+          <w:b/>
+          <w:bCs/>
+          <w:color w:val="DC7D3E"/>
         </w:rPr>
         <w:t xml:space="preserve">Kaes Van't Hof:</w:t>
       </w:r>
@@ -4643,9 +4642,9 @@
       </w:r>
       <w:r>
         <w:rPr>
-          <w:b w:val="true"/>
-          <w:bCs w:val="true"/>
-          <w:color w:val="DE4A1D"/>
+          <w:b/>
+          <w:bCs/>
+          <w:color w:val="DC7D3E"/>
         </w:rPr>
         <w:t xml:space="preserve">Kaes Van't Hof:</w:t>
       </w:r>
@@ -4668,9 +4667,9 @@
       </w:r>
       <w:r>
         <w:rPr>
-          <w:b w:val="true"/>
-          <w:bCs w:val="true"/>
-          <w:color w:val="6600CC"/>
+          <w:b/>
+          <w:bCs/>
+          <w:color w:val="9C5DE1"/>
         </w:rPr>
         <w:t xml:space="preserve">Victoria Beard:</w:t>
       </w:r>
@@ -4693,9 +4692,9 @@
       </w:r>
       <w:r>
         <w:rPr>
-          <w:b w:val="true"/>
-          <w:bCs w:val="true"/>
-          <w:color w:val="DE4A1D"/>
+          <w:b/>
+          <w:bCs/>
+          <w:color w:val="DC7D3E"/>
         </w:rPr>
         <w:t xml:space="preserve">Kaes Van't Hof:</w:t>
       </w:r>
@@ -4718,9 +4717,9 @@
       </w:r>
       <w:r>
         <w:rPr>
-          <w:b w:val="true"/>
-          <w:bCs w:val="true"/>
-          <w:color w:val="6600CC"/>
+          <w:b/>
+          <w:bCs/>
+          <w:color w:val="9C5DE1"/>
         </w:rPr>
         <w:t xml:space="preserve">Victoria Beard:</w:t>
       </w:r>
@@ -4743,9 +4742,9 @@
       </w:r>
       <w:r>
         <w:rPr>
-          <w:b w:val="true"/>
-          <w:bCs w:val="true"/>
-          <w:color w:val="DE4A1D"/>
+          <w:b/>
+          <w:bCs/>
+          <w:color w:val="DC7D3E"/>
         </w:rPr>
         <w:t xml:space="preserve">Kaes Van't Hof:</w:t>
       </w:r>
@@ -4768,9 +4767,9 @@
       </w:r>
       <w:r>
         <w:rPr>
-          <w:b w:val="true"/>
-          <w:bCs w:val="true"/>
-          <w:color w:val="6600CC"/>
+          <w:b/>
+          <w:bCs/>
+          <w:color w:val="9C5DE1"/>
         </w:rPr>
         <w:t xml:space="preserve">Victoria Beard:</w:t>
       </w:r>
@@ -4793,9 +4792,9 @@
       </w:r>
       <w:r>
         <w:rPr>
-          <w:b w:val="true"/>
-          <w:bCs w:val="true"/>
-          <w:color w:val="DE4A1D"/>
+          <w:b/>
+          <w:bCs/>
+          <w:color w:val="DC7D3E"/>
         </w:rPr>
         <w:t xml:space="preserve">Kaes Van't Hof:</w:t>
       </w:r>
@@ -4827,9 +4826,9 @@
       </w:r>
       <w:r>
         <w:rPr>
-          <w:b w:val="true"/>
-          <w:bCs w:val="true"/>
-          <w:color w:val="DE4A1D"/>
+          <w:b/>
+          <w:bCs/>
+          <w:color w:val="DC7D3E"/>
         </w:rPr>
         <w:t xml:space="preserve">Kaes Van't Hof:</w:t>
       </w:r>
@@ -4852,9 +4851,9 @@
       </w:r>
       <w:r>
         <w:rPr>
-          <w:b w:val="true"/>
-          <w:bCs w:val="true"/>
-          <w:color w:val="DE4A1D"/>
+          <w:b/>
+          <w:bCs/>
+          <w:color w:val="DC7D3E"/>
         </w:rPr>
         <w:t xml:space="preserve">Kaes Van't Hof:</w:t>
       </w:r>
@@ -4877,9 +4876,9 @@
       </w:r>
       <w:r>
         <w:rPr>
-          <w:b w:val="true"/>
-          <w:bCs w:val="true"/>
-          <w:color w:val="DE4A1D"/>
+          <w:b/>
+          <w:bCs/>
+          <w:color w:val="DC7D3E"/>
         </w:rPr>
         <w:t xml:space="preserve">Kaes Van't Hof:</w:t>
       </w:r>
@@ -4902,9 +4901,9 @@
       </w:r>
       <w:r>
         <w:rPr>
-          <w:b w:val="true"/>
-          <w:bCs w:val="true"/>
-          <w:color w:val="6600CC"/>
+          <w:b/>
+          <w:bCs/>
+          <w:color w:val="9C5DE1"/>
         </w:rPr>
         <w:t xml:space="preserve">Victoria Beard:</w:t>
       </w:r>
@@ -4927,9 +4926,9 @@
       </w:r>
       <w:r>
         <w:rPr>
-          <w:b w:val="true"/>
-          <w:bCs w:val="true"/>
-          <w:color w:val="DE4A1D"/>
+          <w:b/>
+          <w:bCs/>
+          <w:color w:val="DC7D3E"/>
         </w:rPr>
         <w:t xml:space="preserve">Kaes Van't Hof:</w:t>
       </w:r>
@@ -4952,9 +4951,9 @@
       </w:r>
       <w:r>
         <w:rPr>
-          <w:b w:val="true"/>
-          <w:bCs w:val="true"/>
-          <w:color w:val="DE4A1D"/>
+          <w:b/>
+          <w:bCs/>
+          <w:color w:val="DC7D3E"/>
         </w:rPr>
         <w:t xml:space="preserve">Kaes Van't Hof:</w:t>
       </w:r>
@@ -4986,9 +4985,9 @@
       </w:r>
       <w:r>
         <w:rPr>
-          <w:b w:val="true"/>
-          <w:bCs w:val="true"/>
-          <w:color w:val="72B372"/>
+          <w:b/>
+          <w:bCs/>
+          <w:color w:val="489872"/>
         </w:rPr>
         <w:t xml:space="preserve">David de Roode:</w:t>
       </w:r>
@@ -5011,9 +5010,9 @@
       </w:r>
       <w:r>
         <w:rPr>
-          <w:b w:val="true"/>
-          <w:bCs w:val="true"/>
-          <w:color w:val="DE4A1D"/>
+          <w:b/>
+          <w:bCs/>
+          <w:color w:val="DC7D3E"/>
         </w:rPr>
         <w:t xml:space="preserve">Kaes Van't Hof:</w:t>
       </w:r>
@@ -5036,9 +5035,9 @@
       </w:r>
       <w:r>
         <w:rPr>
-          <w:b w:val="true"/>
-          <w:bCs w:val="true"/>
-          <w:color w:val="6600CC"/>
+          <w:b/>
+          <w:bCs/>
+          <w:color w:val="9C5DE1"/>
         </w:rPr>
         <w:t xml:space="preserve">Victoria Beard:</w:t>
       </w:r>
@@ -5061,9 +5060,9 @@
       </w:r>
       <w:r>
         <w:rPr>
-          <w:b w:val="true"/>
-          <w:bCs w:val="true"/>
-          <w:color w:val="DE4A1D"/>
+          <w:b/>
+          <w:bCs/>
+          <w:color w:val="DC7D3E"/>
         </w:rPr>
         <w:t xml:space="preserve">Kaes Van't Hof:</w:t>
       </w:r>
@@ -5086,9 +5085,9 @@
       </w:r>
       <w:r>
         <w:rPr>
-          <w:b w:val="true"/>
-          <w:bCs w:val="true"/>
-          <w:color w:val="DE4A1D"/>
+          <w:b/>
+          <w:bCs/>
+          <w:color w:val="DC7D3E"/>
         </w:rPr>
         <w:t xml:space="preserve">Kaes Van't Hof:</w:t>
       </w:r>
@@ -5120,9 +5119,9 @@
       </w:r>
       <w:r>
         <w:rPr>
-          <w:b w:val="true"/>
-          <w:bCs w:val="true"/>
-          <w:color w:val="DE4A1D"/>
+          <w:b/>
+          <w:bCs/>
+          <w:color w:val="DC7D3E"/>
         </w:rPr>
         <w:t xml:space="preserve">Kaes Van't Hof:</w:t>
       </w:r>
@@ -5145,9 +5144,9 @@
       </w:r>
       <w:r>
         <w:rPr>
-          <w:b w:val="true"/>
-          <w:bCs w:val="true"/>
-          <w:color w:val="DE4A1D"/>
+          <w:b/>
+          <w:bCs/>
+          <w:color w:val="DC7D3E"/>
         </w:rPr>
         <w:t xml:space="preserve">Kaes Van't Hof:</w:t>
       </w:r>
@@ -5170,9 +5169,9 @@
       </w:r>
       <w:r>
         <w:rPr>
-          <w:b w:val="true"/>
-          <w:bCs w:val="true"/>
-          <w:color w:val="72B372"/>
+          <w:b/>
+          <w:bCs/>
+          <w:color w:val="489872"/>
         </w:rPr>
         <w:t xml:space="preserve">David de Roode:</w:t>
       </w:r>
@@ -5195,9 +5194,9 @@
       </w:r>
       <w:r>
         <w:rPr>
-          <w:b w:val="true"/>
-          <w:bCs w:val="true"/>
-          <w:color w:val="DE4A1D"/>
+          <w:b/>
+          <w:bCs/>
+          <w:color w:val="DC7D3E"/>
         </w:rPr>
         <w:t xml:space="preserve">Kaes Van't Hof:</w:t>
       </w:r>
@@ -5220,9 +5219,9 @@
       </w:r>
       <w:r>
         <w:rPr>
-          <w:b w:val="true"/>
-          <w:bCs w:val="true"/>
-          <w:color w:val="DE4A1D"/>
+          <w:b/>
+          <w:bCs/>
+          <w:color w:val="DC7D3E"/>
         </w:rPr>
         <w:t xml:space="preserve">Kaes Van't Hof:</w:t>
       </w:r>
@@ -5245,9 +5244,9 @@
       </w:r>
       <w:r>
         <w:rPr>
-          <w:b w:val="true"/>
-          <w:bCs w:val="true"/>
-          <w:color w:val="72B372"/>
+          <w:b/>
+          <w:bCs/>
+          <w:color w:val="489872"/>
         </w:rPr>
         <w:t xml:space="preserve">David de Roode:</w:t>
       </w:r>
@@ -5270,9 +5269,9 @@
       </w:r>
       <w:r>
         <w:rPr>
-          <w:b w:val="true"/>
-          <w:bCs w:val="true"/>
-          <w:color w:val="DE4A1D"/>
+          <w:b/>
+          <w:bCs/>
+          <w:color w:val="DC7D3E"/>
         </w:rPr>
         <w:t xml:space="preserve">Kaes Van't Hof:</w:t>
       </w:r>
@@ -5295,9 +5294,9 @@
       </w:r>
       <w:r>
         <w:rPr>
-          <w:b w:val="true"/>
-          <w:bCs w:val="true"/>
-          <w:color w:val="6600CC"/>
+          <w:b/>
+          <w:bCs/>
+          <w:color w:val="9C5DE1"/>
         </w:rPr>
         <w:t xml:space="preserve">Victoria Beard:</w:t>
       </w:r>
@@ -5320,9 +5319,9 @@
       </w:r>
       <w:r>
         <w:rPr>
-          <w:b w:val="true"/>
-          <w:bCs w:val="true"/>
-          <w:color w:val="DE4A1D"/>
+          <w:b/>
+          <w:bCs/>
+          <w:color w:val="DC7D3E"/>
         </w:rPr>
         <w:t xml:space="preserve">Kaes Van't Hof:</w:t>
       </w:r>
@@ -5354,9 +5353,9 @@
       </w:r>
       <w:r>
         <w:rPr>
-          <w:b w:val="true"/>
-          <w:bCs w:val="true"/>
-          <w:color w:val="DE4A1D"/>
+          <w:b/>
+          <w:bCs/>
+          <w:color w:val="DC7D3E"/>
         </w:rPr>
         <w:t xml:space="preserve">Kaes Van't Hof:</w:t>
       </w:r>
@@ -5379,9 +5378,9 @@
       </w:r>
       <w:r>
         <w:rPr>
-          <w:b w:val="true"/>
-          <w:bCs w:val="true"/>
-          <w:color w:val="DE4A1D"/>
+          <w:b/>
+          <w:bCs/>
+          <w:color w:val="DC7D3E"/>
         </w:rPr>
         <w:t xml:space="preserve">Kaes Van't Hof:</w:t>
       </w:r>
@@ -5404,9 +5403,9 @@
       </w:r>
       <w:r>
         <w:rPr>
-          <w:b w:val="true"/>
-          <w:bCs w:val="true"/>
-          <w:color w:val="72B372"/>
+          <w:b/>
+          <w:bCs/>
+          <w:color w:val="489872"/>
         </w:rPr>
         <w:t xml:space="preserve">David de Roode:</w:t>
       </w:r>
@@ -5429,9 +5428,9 @@
       </w:r>
       <w:r>
         <w:rPr>
-          <w:b w:val="true"/>
-          <w:bCs w:val="true"/>
-          <w:color w:val="DE4A1D"/>
+          <w:b/>
+          <w:bCs/>
+          <w:color w:val="DC7D3E"/>
         </w:rPr>
         <w:t xml:space="preserve">Kaes Van't Hof:</w:t>
       </w:r>
@@ -5454,9 +5453,9 @@
       </w:r>
       <w:r>
         <w:rPr>
-          <w:b w:val="true"/>
-          <w:bCs w:val="true"/>
-          <w:color w:val="DE4A1D"/>
+          <w:b/>
+          <w:bCs/>
+          <w:color w:val="DC7D3E"/>
         </w:rPr>
         <w:t xml:space="preserve">Kaes Van't Hof:</w:t>
       </w:r>
@@ -5488,9 +5487,9 @@
       </w:r>
       <w:r>
         <w:rPr>
-          <w:b w:val="true"/>
-          <w:bCs w:val="true"/>
-          <w:color w:val="DE4A1D"/>
+          <w:b/>
+          <w:bCs/>
+          <w:color w:val="DC7D3E"/>
         </w:rPr>
         <w:t xml:space="preserve">Kaes Van't Hof:</w:t>
       </w:r>
@@ -5513,9 +5512,9 @@
       </w:r>
       <w:r>
         <w:rPr>
-          <w:b w:val="true"/>
-          <w:bCs w:val="true"/>
-          <w:color w:val="DE4A1D"/>
+          <w:b/>
+          <w:bCs/>
+          <w:color w:val="DC7D3E"/>
         </w:rPr>
         <w:t xml:space="preserve">Kaes Van't Hof:</w:t>
       </w:r>
@@ -5538,9 +5537,9 @@
       </w:r>
       <w:r>
         <w:rPr>
-          <w:b w:val="true"/>
-          <w:bCs w:val="true"/>
-          <w:color w:val="6600CC"/>
+          <w:b/>
+          <w:bCs/>
+          <w:color w:val="9C5DE1"/>
         </w:rPr>
         <w:t xml:space="preserve">Victoria Beard:</w:t>
       </w:r>
@@ -5563,9 +5562,9 @@
       </w:r>
       <w:r>
         <w:rPr>
-          <w:b w:val="true"/>
-          <w:bCs w:val="true"/>
-          <w:color w:val="DE4A1D"/>
+          <w:b/>
+          <w:bCs/>
+          <w:color w:val="DC7D3E"/>
         </w:rPr>
         <w:t xml:space="preserve">Kaes Van't Hof:</w:t>
       </w:r>
@@ -5597,9 +5596,9 @@
       </w:r>
       <w:r>
         <w:rPr>
-          <w:b w:val="true"/>
-          <w:bCs w:val="true"/>
-          <w:color w:val="DE4A1D"/>
+          <w:b/>
+          <w:bCs/>
+          <w:color w:val="DC7D3E"/>
         </w:rPr>
         <w:t xml:space="preserve">Kaes Van't Hof:</w:t>
       </w:r>
@@ -5622,9 +5621,9 @@
       </w:r>
       <w:r>
         <w:rPr>
-          <w:b w:val="true"/>
-          <w:bCs w:val="true"/>
-          <w:color w:val="DE4A1D"/>
+          <w:b/>
+          <w:bCs/>
+          <w:color w:val="DC7D3E"/>
         </w:rPr>
         <w:t xml:space="preserve">Kaes Van't Hof:</w:t>
       </w:r>
@@ -5647,9 +5646,9 @@
       </w:r>
       <w:r>
         <w:rPr>
-          <w:b w:val="true"/>
-          <w:bCs w:val="true"/>
-          <w:color w:val="DE4A1D"/>
+          <w:b/>
+          <w:bCs/>
+          <w:color w:val="DC7D3E"/>
         </w:rPr>
         <w:t xml:space="preserve">Kaes Van't Hof:</w:t>
       </w:r>
@@ -5681,9 +5680,9 @@
       </w:r>
       <w:r>
         <w:rPr>
-          <w:b w:val="true"/>
-          <w:bCs w:val="true"/>
-          <w:color w:val="DE4A1D"/>
+          <w:b/>
+          <w:bCs/>
+          <w:color w:val="DC7D3E"/>
         </w:rPr>
         <w:t xml:space="preserve">Kaes Van't Hof:</w:t>
       </w:r>
@@ -5706,9 +5705,9 @@
       </w:r>
       <w:r>
         <w:rPr>
-          <w:b w:val="true"/>
-          <w:bCs w:val="true"/>
-          <w:color w:val="DE4A1D"/>
+          <w:b/>
+          <w:bCs/>
+          <w:color w:val="DC7D3E"/>
         </w:rPr>
         <w:t xml:space="preserve">Kaes Van't Hof:</w:t>
       </w:r>
@@ -5740,9 +5739,9 @@
       </w:r>
       <w:r>
         <w:rPr>
-          <w:b w:val="true"/>
-          <w:bCs w:val="true"/>
-          <w:color w:val="DE4A1D"/>
+          <w:b/>
+          <w:bCs/>
+          <w:color w:val="DC7D3E"/>
         </w:rPr>
         <w:t xml:space="preserve">Kaes Van't Hof:</w:t>
       </w:r>
@@ -5765,9 +5764,9 @@
       </w:r>
       <w:r>
         <w:rPr>
-          <w:b w:val="true"/>
-          <w:bCs w:val="true"/>
-          <w:color w:val="72B372"/>
+          <w:b/>
+          <w:bCs/>
+          <w:color w:val="489872"/>
         </w:rPr>
         <w:t xml:space="preserve">David de Roode:</w:t>
       </w:r>
@@ -5790,9 +5789,9 @@
       </w:r>
       <w:r>
         <w:rPr>
-          <w:b w:val="true"/>
-          <w:bCs w:val="true"/>
-          <w:color w:val="DE4A1D"/>
+          <w:b/>
+          <w:bCs/>
+          <w:color w:val="DC7D3E"/>
         </w:rPr>
         <w:t xml:space="preserve">Kaes Van't Hof:</w:t>
       </w:r>
@@ -5815,9 +5814,9 @@
       </w:r>
       <w:r>
         <w:rPr>
-          <w:b w:val="true"/>
-          <w:bCs w:val="true"/>
-          <w:color w:val="72B372"/>
+          <w:b/>
+          <w:bCs/>
+          <w:color w:val="489872"/>
         </w:rPr>
         <w:t xml:space="preserve">David de Roode:</w:t>
       </w:r>
@@ -5840,9 +5839,9 @@
       </w:r>
       <w:r>
         <w:rPr>
-          <w:b w:val="true"/>
-          <w:bCs w:val="true"/>
-          <w:color w:val="DE4A1D"/>
+          <w:b/>
+          <w:bCs/>
+          <w:color w:val="DC7D3E"/>
         </w:rPr>
         <w:t xml:space="preserve">Kaes Van't Hof:</w:t>
       </w:r>
@@ -5865,9 +5864,9 @@
       </w:r>
       <w:r>
         <w:rPr>
-          <w:b w:val="true"/>
-          <w:bCs w:val="true"/>
-          <w:color w:val="DE4A1D"/>
+          <w:b/>
+          <w:bCs/>
+          <w:color w:val="DC7D3E"/>
         </w:rPr>
         <w:t xml:space="preserve">Kaes Van't Hof:</w:t>
       </w:r>
@@ -5890,9 +5889,9 @@
       </w:r>
       <w:r>
         <w:rPr>
-          <w:b w:val="true"/>
-          <w:bCs w:val="true"/>
-          <w:color w:val="72B372"/>
+          <w:b/>
+          <w:bCs/>
+          <w:color w:val="489872"/>
         </w:rPr>
         <w:t xml:space="preserve">David de Roode:</w:t>
       </w:r>
@@ -5915,9 +5914,9 @@
       </w:r>
       <w:r>
         <w:rPr>
-          <w:b w:val="true"/>
-          <w:bCs w:val="true"/>
-          <w:color w:val="72B372"/>
+          <w:b/>
+          <w:bCs/>
+          <w:color w:val="489872"/>
         </w:rPr>
         <w:t xml:space="preserve">David de Roode:</w:t>
       </w:r>
@@ -5949,9 +5948,9 @@
       </w:r>
       <w:r>
         <w:rPr>
-          <w:b w:val="true"/>
-          <w:bCs w:val="true"/>
-          <w:color w:val="DE4A1D"/>
+          <w:b/>
+          <w:bCs/>
+          <w:color w:val="DC7D3E"/>
         </w:rPr>
         <w:t xml:space="preserve">Kaes Van't Hof:</w:t>
       </w:r>
@@ -5974,9 +5973,9 @@
       </w:r>
       <w:r>
         <w:rPr>
-          <w:b w:val="true"/>
-          <w:bCs w:val="true"/>
-          <w:color w:val="DE4A1D"/>
+          <w:b/>
+          <w:bCs/>
+          <w:color w:val="DC7D3E"/>
         </w:rPr>
         <w:t xml:space="preserve">Kaes Van't Hof:</w:t>
       </w:r>
@@ -5999,9 +5998,9 @@
       </w:r>
       <w:r>
         <w:rPr>
-          <w:b w:val="true"/>
-          <w:bCs w:val="true"/>
-          <w:color w:val="72B372"/>
+          <w:b/>
+          <w:bCs/>
+          <w:color w:val="489872"/>
         </w:rPr>
         <w:t xml:space="preserve">David de Roode:</w:t>
       </w:r>
@@ -6024,9 +6023,9 @@
       </w:r>
       <w:r>
         <w:rPr>
-          <w:b w:val="true"/>
-          <w:bCs w:val="true"/>
-          <w:color w:val="DE4A1D"/>
+          <w:b/>
+          <w:bCs/>
+          <w:color w:val="DC7D3E"/>
         </w:rPr>
         <w:t xml:space="preserve">Kaes Van't Hof:</w:t>
       </w:r>
@@ -6049,9 +6048,9 @@
       </w:r>
       <w:r>
         <w:rPr>
-          <w:b w:val="true"/>
-          <w:bCs w:val="true"/>
-          <w:color w:val="DE4A1D"/>
+          <w:b/>
+          <w:bCs/>
+          <w:color w:val="DC7D3E"/>
         </w:rPr>
         <w:t xml:space="preserve">Kaes Van't Hof:</w:t>
       </w:r>
@@ -6074,9 +6073,9 @@
       </w:r>
       <w:r>
         <w:rPr>
-          <w:b w:val="true"/>
-          <w:bCs w:val="true"/>
-          <w:color w:val="72B372"/>
+          <w:b/>
+          <w:bCs/>
+          <w:color w:val="489872"/>
         </w:rPr>
         <w:t xml:space="preserve">David de Roode:</w:t>
       </w:r>
@@ -6108,9 +6107,9 @@
       </w:r>
       <w:r>
         <w:rPr>
-          <w:b w:val="true"/>
-          <w:bCs w:val="true"/>
-          <w:color w:val="DE4A1D"/>
+          <w:b/>
+          <w:bCs/>
+          <w:color w:val="DC7D3E"/>
         </w:rPr>
         <w:t xml:space="preserve">Kaes Van't Hof:</w:t>
       </w:r>
@@ -6133,9 +6132,9 @@
       </w:r>
       <w:r>
         <w:rPr>
-          <w:b w:val="true"/>
-          <w:bCs w:val="true"/>
-          <w:color w:val="72B372"/>
+          <w:b/>
+          <w:bCs/>
+          <w:color w:val="489872"/>
         </w:rPr>
         <w:t xml:space="preserve">David de Roode:</w:t>
       </w:r>
@@ -6158,9 +6157,9 @@
       </w:r>
       <w:r>
         <w:rPr>
-          <w:b w:val="true"/>
-          <w:bCs w:val="true"/>
-          <w:color w:val="72B372"/>
+          <w:b/>
+          <w:bCs/>
+          <w:color w:val="489872"/>
         </w:rPr>
         <w:t xml:space="preserve">David de Roode:</w:t>
       </w:r>
@@ -6183,9 +6182,9 @@
       </w:r>
       <w:r>
         <w:rPr>
-          <w:b w:val="true"/>
-          <w:bCs w:val="true"/>
-          <w:color w:val="DE4A1D"/>
+          <w:b/>
+          <w:bCs/>
+          <w:color w:val="DC7D3E"/>
         </w:rPr>
         <w:t xml:space="preserve">Kaes Van't Hof:</w:t>
       </w:r>
@@ -6208,9 +6207,9 @@
       </w:r>
       <w:r>
         <w:rPr>
-          <w:b w:val="true"/>
-          <w:bCs w:val="true"/>
-          <w:color w:val="DE4A1D"/>
+          <w:b/>
+          <w:bCs/>
+          <w:color w:val="DC7D3E"/>
         </w:rPr>
         <w:t xml:space="preserve">Kaes Van't Hof:</w:t>
       </w:r>
@@ -6233,9 +6232,9 @@
       </w:r>
       <w:r>
         <w:rPr>
-          <w:b w:val="true"/>
-          <w:bCs w:val="true"/>
-          <w:color w:val="72B372"/>
+          <w:b/>
+          <w:bCs/>
+          <w:color w:val="489872"/>
         </w:rPr>
         <w:t xml:space="preserve">David de Roode:</w:t>
       </w:r>
@@ -6267,9 +6266,9 @@
       </w:r>
       <w:r>
         <w:rPr>
-          <w:b w:val="true"/>
-          <w:bCs w:val="true"/>
-          <w:color w:val="72B372"/>
+          <w:b/>
+          <w:bCs/>
+          <w:color w:val="489872"/>
         </w:rPr>
         <w:t xml:space="preserve">David de Roode:</w:t>
       </w:r>
@@ -6292,9 +6291,9 @@
       </w:r>
       <w:r>
         <w:rPr>
-          <w:b w:val="true"/>
-          <w:bCs w:val="true"/>
-          <w:color w:val="DE4A1D"/>
+          <w:b/>
+          <w:bCs/>
+          <w:color w:val="DC7D3E"/>
         </w:rPr>
         <w:t xml:space="preserve">Kaes Van't Hof:</w:t>
       </w:r>
@@ -6326,9 +6325,9 @@
       </w:r>
       <w:r>
         <w:rPr>
-          <w:b w:val="true"/>
-          <w:bCs w:val="true"/>
-          <w:color w:val="DE4A1D"/>
+          <w:b/>
+          <w:bCs/>
+          <w:color w:val="DC7D3E"/>
         </w:rPr>
         <w:t xml:space="preserve">Kaes Van't Hof:</w:t>
       </w:r>
@@ -6351,9 +6350,9 @@
       </w:r>
       <w:r>
         <w:rPr>
-          <w:b w:val="true"/>
-          <w:bCs w:val="true"/>
-          <w:color w:val="72B372"/>
+          <w:b/>
+          <w:bCs/>
+          <w:color w:val="489872"/>
         </w:rPr>
         <w:t xml:space="preserve">David de Roode:</w:t>
       </w:r>
@@ -6376,9 +6375,9 @@
       </w:r>
       <w:r>
         <w:rPr>
-          <w:b w:val="true"/>
-          <w:bCs w:val="true"/>
-          <w:color w:val="72B372"/>
+          <w:b/>
+          <w:bCs/>
+          <w:color w:val="489872"/>
         </w:rPr>
         <w:t xml:space="preserve">David de Roode:</w:t>
       </w:r>
@@ -6401,9 +6400,9 @@
       </w:r>
       <w:r>
         <w:rPr>
-          <w:b w:val="true"/>
-          <w:bCs w:val="true"/>
-          <w:color w:val="DE4A1D"/>
+          <w:b/>
+          <w:bCs/>
+          <w:color w:val="DC7D3E"/>
         </w:rPr>
         <w:t xml:space="preserve">Kaes Van't Hof:</w:t>
       </w:r>
@@ -6435,9 +6434,9 @@
       </w:r>
       <w:r>
         <w:rPr>
-          <w:b w:val="true"/>
-          <w:bCs w:val="true"/>
-          <w:color w:val="DE4A1D"/>
+          <w:b/>
+          <w:bCs/>
+          <w:color w:val="DC7D3E"/>
         </w:rPr>
         <w:t xml:space="preserve">Kaes Van't Hof:</w:t>
       </w:r>
@@ -6460,9 +6459,9 @@
       </w:r>
       <w:r>
         <w:rPr>
-          <w:b w:val="true"/>
-          <w:bCs w:val="true"/>
-          <w:color w:val="DE4A1D"/>
+          <w:b/>
+          <w:bCs/>
+          <w:color w:val="DC7D3E"/>
         </w:rPr>
         <w:t xml:space="preserve">Kaes Van't Hof:</w:t>
       </w:r>
@@ -6494,9 +6493,9 @@
       </w:r>
       <w:r>
         <w:rPr>
-          <w:b w:val="true"/>
-          <w:bCs w:val="true"/>
-          <w:color w:val="DE4A1D"/>
+          <w:b/>
+          <w:bCs/>
+          <w:color w:val="DC7D3E"/>
         </w:rPr>
         <w:t xml:space="preserve">Kaes Van't Hof:</w:t>
       </w:r>
@@ -6519,9 +6518,9 @@
       </w:r>
       <w:r>
         <w:rPr>
-          <w:b w:val="true"/>
-          <w:bCs w:val="true"/>
-          <w:color w:val="72B372"/>
+          <w:b/>
+          <w:bCs/>
+          <w:color w:val="489872"/>
         </w:rPr>
         <w:t xml:space="preserve">David de Roode:</w:t>
       </w:r>
@@ -6544,9 +6543,9 @@
       </w:r>
       <w:r>
         <w:rPr>
-          <w:b w:val="true"/>
-          <w:bCs w:val="true"/>
-          <w:color w:val="6600CC"/>
+          <w:b/>
+          <w:bCs/>
+          <w:color w:val="9C5DE1"/>
         </w:rPr>
         <w:t xml:space="preserve">Victoria Beard:</w:t>
       </w:r>
@@ -6569,9 +6568,9 @@
       </w:r>
       <w:r>
         <w:rPr>
-          <w:b w:val="true"/>
-          <w:bCs w:val="true"/>
-          <w:color w:val="72B372"/>
+          <w:b/>
+          <w:bCs/>
+          <w:color w:val="489872"/>
         </w:rPr>
         <w:t xml:space="preserve">David de Roode:</w:t>
       </w:r>
@@ -6594,9 +6593,9 @@
       </w:r>
       <w:r>
         <w:rPr>
-          <w:b w:val="true"/>
-          <w:bCs w:val="true"/>
-          <w:color w:val="72B372"/>
+          <w:b/>
+          <w:bCs/>
+          <w:color w:val="489872"/>
         </w:rPr>
         <w:t xml:space="preserve">David de Roode:</w:t>
       </w:r>
@@ -6619,9 +6618,9 @@
       </w:r>
       <w:r>
         <w:rPr>
-          <w:b w:val="true"/>
-          <w:bCs w:val="true"/>
-          <w:color w:val="DE4A1D"/>
+          <w:b/>
+          <w:bCs/>
+          <w:color w:val="DC7D3E"/>
         </w:rPr>
         <w:t xml:space="preserve">Kaes Van't Hof:</w:t>
       </w:r>
@@ -6653,9 +6652,9 @@
       </w:r>
       <w:r>
         <w:rPr>
-          <w:b w:val="true"/>
-          <w:bCs w:val="true"/>
-          <w:color w:val="DE4A1D"/>
+          <w:b/>
+          <w:bCs/>
+          <w:color w:val="DC7D3E"/>
         </w:rPr>
         <w:t xml:space="preserve">Kaes Van't Hof:</w:t>
       </w:r>
@@ -6678,9 +6677,9 @@
       </w:r>
       <w:r>
         <w:rPr>
-          <w:b w:val="true"/>
-          <w:bCs w:val="true"/>
-          <w:color w:val="DE4A1D"/>
+          <w:b/>
+          <w:bCs/>
+          <w:color w:val="DC7D3E"/>
         </w:rPr>
         <w:t xml:space="preserve">Kaes Van't Hof:</w:t>
       </w:r>
@@ -6703,9 +6702,9 @@
       </w:r>
       <w:r>
         <w:rPr>
-          <w:b w:val="true"/>
-          <w:bCs w:val="true"/>
-          <w:color w:val="DE4A1D"/>
+          <w:b/>
+          <w:bCs/>
+          <w:color w:val="DC7D3E"/>
         </w:rPr>
         <w:t xml:space="preserve">Kaes Van't Hof:</w:t>
       </w:r>
@@ -6737,9 +6736,9 @@
       </w:r>
       <w:r>
         <w:rPr>
-          <w:b w:val="true"/>
-          <w:bCs w:val="true"/>
-          <w:color w:val="72B372"/>
+          <w:b/>
+          <w:bCs/>
+          <w:color w:val="489872"/>
         </w:rPr>
         <w:t xml:space="preserve">David de Roode:</w:t>
       </w:r>
@@ -6762,9 +6761,9 @@
       </w:r>
       <w:r>
         <w:rPr>
-          <w:b w:val="true"/>
-          <w:bCs w:val="true"/>
-          <w:color w:val="DE4A1D"/>
+          <w:b/>
+          <w:bCs/>
+          <w:color w:val="DC7D3E"/>
         </w:rPr>
         <w:t xml:space="preserve">Kaes Van't Hof:</w:t>
       </w:r>
@@ -6787,9 +6786,9 @@
       </w:r>
       <w:r>
         <w:rPr>
-          <w:b w:val="true"/>
-          <w:bCs w:val="true"/>
-          <w:color w:val="6600CC"/>
+          <w:b/>
+          <w:bCs/>
+          <w:color w:val="9C5DE1"/>
         </w:rPr>
         <w:t xml:space="preserve">Victoria Beard:</w:t>
       </w:r>
@@ -6812,9 +6811,9 @@
       </w:r>
       <w:r>
         <w:rPr>
-          <w:b w:val="true"/>
-          <w:bCs w:val="true"/>
-          <w:color w:val="DE4A1D"/>
+          <w:b/>
+          <w:bCs/>
+          <w:color w:val="DC7D3E"/>
         </w:rPr>
         <w:t xml:space="preserve">Kaes Van't Hof:</w:t>
       </w:r>
@@ -6837,9 +6836,9 @@
       </w:r>
       <w:r>
         <w:rPr>
-          <w:b w:val="true"/>
-          <w:bCs w:val="true"/>
-          <w:color w:val="72B372"/>
+          <w:b/>
+          <w:bCs/>
+          <w:color w:val="489872"/>
         </w:rPr>
         <w:t xml:space="preserve">David de Roode:</w:t>
       </w:r>
@@ -6862,9 +6861,9 @@
       </w:r>
       <w:r>
         <w:rPr>
-          <w:b w:val="true"/>
-          <w:bCs w:val="true"/>
-          <w:color w:val="6600CC"/>
+          <w:b/>
+          <w:bCs/>
+          <w:color w:val="9C5DE1"/>
         </w:rPr>
         <w:t xml:space="preserve">Victoria Beard:</w:t>
       </w:r>
@@ -6887,9 +6886,9 @@
       </w:r>
       <w:r>
         <w:rPr>
-          <w:b w:val="true"/>
-          <w:bCs w:val="true"/>
-          <w:color w:val="72B372"/>
+          <w:b/>
+          <w:bCs/>
+          <w:color w:val="489872"/>
         </w:rPr>
         <w:t xml:space="preserve">David de Roode:</w:t>
       </w:r>
@@ -6912,9 +6911,9 @@
       </w:r>
       <w:r>
         <w:rPr>
-          <w:b w:val="true"/>
-          <w:bCs w:val="true"/>
-          <w:color w:val="DE4A1D"/>
+          <w:b/>
+          <w:bCs/>
+          <w:color w:val="DC7D3E"/>
         </w:rPr>
         <w:t xml:space="preserve">Kaes Van't Hof:</w:t>
       </w:r>
@@ -6937,9 +6936,9 @@
       </w:r>
       <w:r>
         <w:rPr>
-          <w:b w:val="true"/>
-          <w:bCs w:val="true"/>
-          <w:color w:val="72B372"/>
+          <w:b/>
+          <w:bCs/>
+          <w:color w:val="489872"/>
         </w:rPr>
         <w:t xml:space="preserve">David de Roode:</w:t>
       </w:r>
@@ -6962,9 +6961,9 @@
       </w:r>
       <w:r>
         <w:rPr>
-          <w:b w:val="true"/>
-          <w:bCs w:val="true"/>
-          <w:color w:val="72B372"/>
+          <w:b/>
+          <w:bCs/>
+          <w:color w:val="489872"/>
         </w:rPr>
         <w:t xml:space="preserve">David de Roode:</w:t>
       </w:r>
@@ -6987,9 +6986,9 @@
       </w:r>
       <w:r>
         <w:rPr>
-          <w:b w:val="true"/>
-          <w:bCs w:val="true"/>
-          <w:color w:val="DE4A1D"/>
+          <w:b/>
+          <w:bCs/>
+          <w:color w:val="DC7D3E"/>
         </w:rPr>
         <w:t xml:space="preserve">Kaes Van't Hof:</w:t>
       </w:r>
@@ -7012,9 +7011,9 @@
       </w:r>
       <w:r>
         <w:rPr>
-          <w:b w:val="true"/>
-          <w:bCs w:val="true"/>
-          <w:color w:val="72B372"/>
+          <w:b/>
+          <w:bCs/>
+          <w:color w:val="489872"/>
         </w:rPr>
         <w:t xml:space="preserve">David de Roode:</w:t>
       </w:r>
@@ -7046,9 +7045,9 @@
       </w:r>
       <w:r>
         <w:rPr>
-          <w:b w:val="true"/>
-          <w:bCs w:val="true"/>
-          <w:color w:val="DE4A1D"/>
+          <w:b/>
+          <w:bCs/>
+          <w:color w:val="DC7D3E"/>
         </w:rPr>
         <w:t xml:space="preserve">Kaes Van't Hof:</w:t>
       </w:r>
@@ -7071,9 +7070,9 @@
       </w:r>
       <w:r>
         <w:rPr>
-          <w:b w:val="true"/>
-          <w:bCs w:val="true"/>
-          <w:color w:val="72B372"/>
+          <w:b/>
+          <w:bCs/>
+          <w:color w:val="489872"/>
         </w:rPr>
         <w:t xml:space="preserve">David de Roode:</w:t>
       </w:r>
@@ -7083,13 +7082,53 @@
     </w:p>
     <w:sectPr>
       <w:pgSz w:w="11906" w:h="16838" w:orient="portrait"/>
-      <w:pgMar w:top="1440" w:right="1440" w:bottom="1440" w:left="1440" w:header="708" w:footer="708" w:gutter="0" w:mirrorMargins="false"/>
-      <w:cols w:space="708" w:num="1" w:sep="false"/>
+      <w:pgMar w:top="1440" w:right="1440" w:bottom="1440" w:left="1440" w:header="708" w:footer="708" w:gutter="0"/>
+      <w:pgNumType/>
       <w:docGrid w:linePitch="360"/>
-      <w:pgNumType/>
     </w:sectPr>
   </w:body>
 </w:document>
+</file>
+
+<file path=word/comments.xml><?xml version="1.0" encoding="utf-8"?>
+<w:comments xmlns:cx="http://schemas.microsoft.com/office/drawing/2014/chartex" xmlns:cx1="http://schemas.microsoft.com/office/drawing/2015/9/8/chartex" xmlns:cx2="http://schemas.microsoft.com/office/drawing/2015/10/21/chartex" xmlns:cx3="http://schemas.microsoft.com/office/drawing/2016/5/9/chartex" xmlns:cx4="http://schemas.microsoft.com/office/drawing/2016/5/10/chartex" xmlns:cx5="http://schemas.microsoft.com/office/drawing/2016/5/11/chartex" xmlns:cx6="http://schemas.microsoft.com/office/drawing/2016/5/12/chartex" xmlns:cx7="http://schemas.microsoft.com/office/drawing/2016/5/13/chartex" xmlns:cx8="http://schemas.microsoft.com/office/drawing/2016/5/14/chartex" xmlns:mc="http://schemas.openxmlformats.org/markup-compatibility/2006" xmlns:aink="http://schemas.microsoft.com/office/drawing/2016/ink" xmlns:am3d="http://schemas.microsoft.com/office/drawing/2017/model3d" xmlns:o="urn:schemas-microsoft-com:office:office" xmlns:r="http://schemas.openxmlformats.org/officeDocument/2006/relationships" xmlns:m="http://schemas.openxmlformats.org/officeDocument/2006/math" xmlns:v="urn:schemas-microsoft-com:vml" xmlns:wp14="http://schemas.microsoft.com/office/word/2010/wordprocessingDrawing" xmlns:wp="http://schemas.openxmlformats.org/drawingml/2006/wordprocessingDrawing" xmlns:w10="urn:schemas-microsoft-com:office:word" xmlns:w="http://schemas.openxmlformats.org/wordprocessingml/2006/main" xmlns:w14="http://schemas.microsoft.com/office/word/2010/wordml" xmlns:w15="http://schemas.microsoft.com/office/word/2012/wordml" xmlns:w16cex="http://schemas.microsoft.com/office/word/2018/wordml/cex" xmlns:w16cid="http://schemas.microsoft.com/office/word/2016/wordml/cid" xmlns:w16="http://schemas.microsoft.com/office/word/2018/wordml" xmlns:w16sdtdh="http://schemas.microsoft.com/office/word/2020/wordml/sdtdatahash" xmlns:w16se="http://schemas.microsoft.com/office/word/2015/wordml/symex" xmlns:wpg="http://schemas.microsoft.com/office/word/2010/wordprocessingGroup" xmlns:wpi="http://schemas.microsoft.com/office/word/2010/wordprocessingInk" xmlns:wne="http://schemas.microsoft.com/office/word/2006/wordml" xmlns:wps="http://schemas.microsoft.com/office/word/2010/wordprocessingShape"/>
+</file>
+
+<file path=word/endnotes.xml><?xml version="1.0" encoding="utf-8"?>
+<w:endnotes xmlns:wpc="http://schemas.microsoft.com/office/word/2010/wordprocessingCanvas" xmlns:mc="http://schemas.openxmlformats.org/markup-compatibility/2006" xmlns:o="urn:schemas-microsoft-com:office:office" xmlns:r="http://schemas.openxmlformats.org/officeDocument/2006/relationships" xmlns:m="http://schemas.openxmlformats.org/officeDocument/2006/math" xmlns:v="urn:schemas-microsoft-com:vml" xmlns:wp14="http://schemas.microsoft.com/office/word/2010/wordprocessingDrawing" xmlns:wp="http://schemas.openxmlformats.org/drawingml/2006/wordprocessingDrawing" xmlns:w10="urn:schemas-microsoft-com:office:word" xmlns:w="http://schemas.openxmlformats.org/wordprocessingml/2006/main" xmlns:w14="http://schemas.microsoft.com/office/word/2010/wordml" xmlns:w15="http://schemas.microsoft.com/office/word/2012/wordml" xmlns:wpg="http://schemas.microsoft.com/office/word/2010/wordprocessingGroup" xmlns:wpi="http://schemas.microsoft.com/office/word/2010/wordprocessingInk" xmlns:wne="http://schemas.microsoft.com/office/word/2006/wordml" xmlns:wps="http://schemas.microsoft.com/office/word/2010/wordprocessingShape" mc:Ignorable="w14 w15 wp14">
+  <w:endnote w:type="separator" w:id="-1">
+    <w:p>
+      <w:pPr>
+        <w:spacing w:after="0" w:line="240" w:lineRule="auto"/>
+      </w:pPr>
+      <w:r>
+        <w:rPr>
+          <w:rStyle w:val="EndnoteReference"/>
+        </w:rPr>
+        <w:endnoteRef/>
+      </w:r>
+      <w:r>
+        <w:separator/>
+      </w:r>
+    </w:p>
+  </w:endnote>
+  <w:endnote w:type="continuationSeparator" w:id="0">
+    <w:p>
+      <w:pPr>
+        <w:spacing w:after="0" w:line="240" w:lineRule="auto"/>
+      </w:pPr>
+      <w:r>
+        <w:rPr>
+          <w:rStyle w:val="EndnoteReference"/>
+        </w:rPr>
+        <w:endnoteRef/>
+      </w:r>
+      <w:r>
+        <w:continuationSeparator/>
+      </w:r>
+    </w:p>
+  </w:endnote>
+</w:endnotes>
 </file>
 
 <file path=word/footnotes.xml><?xml version="1.0" encoding="utf-8"?>
@@ -7131,92 +7170,92 @@
 
 <file path=word/numbering.xml><?xml version="1.0" encoding="utf-8"?>
 <w:numbering xmlns:wpc="http://schemas.microsoft.com/office/word/2010/wordprocessingCanvas" xmlns:mc="http://schemas.openxmlformats.org/markup-compatibility/2006" xmlns:o="urn:schemas-microsoft-com:office:office" xmlns:r="http://schemas.openxmlformats.org/officeDocument/2006/relationships" xmlns:m="http://schemas.openxmlformats.org/officeDocument/2006/math" xmlns:v="urn:schemas-microsoft-com:vml" xmlns:wp14="http://schemas.microsoft.com/office/word/2010/wordprocessingDrawing" xmlns:wp="http://schemas.openxmlformats.org/drawingml/2006/wordprocessingDrawing" xmlns:w10="urn:schemas-microsoft-com:office:word" xmlns:w="http://schemas.openxmlformats.org/wordprocessingml/2006/main" xmlns:w14="http://schemas.microsoft.com/office/word/2010/wordml" xmlns:w15="http://schemas.microsoft.com/office/word/2012/wordml" xmlns:wpg="http://schemas.microsoft.com/office/word/2010/wordprocessingGroup" xmlns:wpi="http://schemas.microsoft.com/office/word/2010/wordprocessingInk" xmlns:wne="http://schemas.microsoft.com/office/word/2006/wordml" xmlns:wps="http://schemas.microsoft.com/office/word/2010/wordprocessingShape" mc:Ignorable="w14 w15 wp14">
-  <w:abstractNum w:abstractNumId="0" w15:restartNumberingAfterBreak="0">
+  <w:abstractNum w:abstractNumId="1" w15:restartNumberingAfterBreak="0">
     <w:multiLevelType w:val="hybridMultilevel"/>
     <w:lvl w:ilvl="0" w15:tentative="1">
       <w:start w:val="1"/>
-      <w:lvlJc w:val="left"/>
       <w:numFmt w:val="bullet"/>
       <w:lvlText w:val="●"/>
+      <w:lvlJc w:val="left"/>
       <w:pPr>
         <w:ind w:left="720" w:hanging="360"/>
       </w:pPr>
     </w:lvl>
     <w:lvl w:ilvl="1" w15:tentative="1">
       <w:start w:val="1"/>
-      <w:lvlJc w:val="left"/>
       <w:numFmt w:val="bullet"/>
       <w:lvlText w:val="○"/>
+      <w:lvlJc w:val="left"/>
       <w:pPr>
         <w:ind w:left="1440" w:hanging="360"/>
       </w:pPr>
     </w:lvl>
     <w:lvl w:ilvl="2" w15:tentative="1">
       <w:start w:val="1"/>
-      <w:lvlJc w:val="left"/>
       <w:numFmt w:val="bullet"/>
       <w:lvlText w:val="■"/>
+      <w:lvlJc w:val="left"/>
       <w:pPr>
         <w:ind w:left="2160" w:hanging="360"/>
       </w:pPr>
     </w:lvl>
     <w:lvl w:ilvl="3" w15:tentative="1">
       <w:start w:val="1"/>
-      <w:lvlJc w:val="left"/>
       <w:numFmt w:val="bullet"/>
       <w:lvlText w:val="●"/>
+      <w:lvlJc w:val="left"/>
       <w:pPr>
         <w:ind w:left="2880" w:hanging="360"/>
       </w:pPr>
     </w:lvl>
     <w:lvl w:ilvl="4" w15:tentative="1">
       <w:start w:val="1"/>
-      <w:lvlJc w:val="left"/>
       <w:numFmt w:val="bullet"/>
       <w:lvlText w:val="○"/>
+      <w:lvlJc w:val="left"/>
       <w:pPr>
         <w:ind w:left="3600" w:hanging="360"/>
       </w:pPr>
     </w:lvl>
     <w:lvl w:ilvl="5" w15:tentative="1">
       <w:start w:val="1"/>
-      <w:lvlJc w:val="left"/>
       <w:numFmt w:val="bullet"/>
       <w:lvlText w:val="■"/>
+      <w:lvlJc w:val="left"/>
       <w:pPr>
         <w:ind w:left="4320" w:hanging="360"/>
       </w:pPr>
     </w:lvl>
     <w:lvl w:ilvl="6" w15:tentative="1">
       <w:start w:val="1"/>
-      <w:lvlJc w:val="left"/>
       <w:numFmt w:val="bullet"/>
       <w:lvlText w:val="●"/>
+      <w:lvlJc w:val="left"/>
       <w:pPr>
         <w:ind w:left="5040" w:hanging="360"/>
       </w:pPr>
     </w:lvl>
     <w:lvl w:ilvl="7" w15:tentative="1">
       <w:start w:val="1"/>
-      <w:lvlJc w:val="left"/>
       <w:numFmt w:val="bullet"/>
       <w:lvlText w:val="●"/>
+      <w:lvlJc w:val="left"/>
       <w:pPr>
         <w:ind w:left="5760" w:hanging="360"/>
       </w:pPr>
     </w:lvl>
     <w:lvl w:ilvl="8" w15:tentative="1">
       <w:start w:val="1"/>
-      <w:lvlJc w:val="left"/>
       <w:numFmt w:val="bullet"/>
       <w:lvlText w:val="●"/>
+      <w:lvlJc w:val="left"/>
       <w:pPr>
         <w:ind w:left="6480" w:hanging="360"/>
       </w:pPr>
     </w:lvl>
   </w:abstractNum>
-  <w:num w:numId="0">
-    <w:abstractNumId w:val="0"/>
+  <w:num w:numId="1">
+    <w:abstractNumId w:val="1"/>
     <w:lvlOverride w:ilvl="0">
       <w:startOverride w:val="1"/>
     </w:lvlOverride>
@@ -7232,94 +7271,94 @@
   </w:docDefaults>
   <w:style w:type="paragraph" w:styleId="Title">
     <w:name w:val="Title"/>
+    <w:basedOn w:val="Normal"/>
+    <w:next w:val="Normal"/>
+    <w:qFormat/>
     <w:pPr>
       <w:spacing w:after="260"/>
     </w:pPr>
     <w:rPr>
-      <w:b w:val="true"/>
-      <w:bCs w:val="true"/>
+      <w:b/>
+      <w:bCs/>
       <w:sz w:val="56"/>
       <w:szCs w:val="56"/>
     </w:rPr>
+  </w:style>
+  <w:style w:type="paragraph" w:styleId="Heading1">
+    <w:name w:val="Heading 1"/>
     <w:basedOn w:val="Normal"/>
     <w:next w:val="Normal"/>
     <w:qFormat/>
-  </w:style>
-  <w:style w:type="paragraph" w:styleId="Heading1">
-    <w:name w:val="Heading 1"/>
     <w:pPr>
-      <w:spacing w:before="120" w:after="260"/>
+      <w:spacing w:after="260" w:before="120"/>
     </w:pPr>
     <w:rPr>
-      <w:b w:val="true"/>
-      <w:bCs w:val="true"/>
+      <w:b/>
+      <w:bCs/>
       <w:sz w:val="48"/>
       <w:szCs w:val="48"/>
     </w:rPr>
+  </w:style>
+  <w:style w:type="paragraph" w:styleId="Heading2">
+    <w:name w:val="Heading 2"/>
     <w:basedOn w:val="Normal"/>
     <w:next w:val="Normal"/>
     <w:qFormat/>
-  </w:style>
-  <w:style w:type="paragraph" w:styleId="Heading2">
-    <w:name w:val="Heading 2"/>
     <w:rPr>
       <w:color w:val="2E74B5"/>
       <w:sz w:val="26"/>
       <w:szCs w:val="26"/>
     </w:rPr>
+  </w:style>
+  <w:style w:type="paragraph" w:styleId="Heading3">
+    <w:name w:val="Heading 3"/>
     <w:basedOn w:val="Normal"/>
     <w:next w:val="Normal"/>
     <w:qFormat/>
-  </w:style>
-  <w:style w:type="paragraph" w:styleId="Heading3">
-    <w:name w:val="Heading 3"/>
     <w:rPr>
       <w:color w:val="1F4D78"/>
       <w:sz w:val="24"/>
       <w:szCs w:val="24"/>
     </w:rPr>
+  </w:style>
+  <w:style w:type="paragraph" w:styleId="Heading4">
+    <w:name w:val="Heading 4"/>
     <w:basedOn w:val="Normal"/>
     <w:next w:val="Normal"/>
     <w:qFormat/>
-  </w:style>
-  <w:style w:type="paragraph" w:styleId="Heading4">
-    <w:name w:val="Heading 4"/>
     <w:rPr>
-      <w:i w:val="true"/>
-      <w:iCs w:val="true"/>
+      <w:i/>
+      <w:iCs/>
       <w:color w:val="2E74B5"/>
     </w:rPr>
+  </w:style>
+  <w:style w:type="paragraph" w:styleId="Heading5">
+    <w:name w:val="Heading 5"/>
     <w:basedOn w:val="Normal"/>
     <w:next w:val="Normal"/>
     <w:qFormat/>
-  </w:style>
-  <w:style w:type="paragraph" w:styleId="Heading5">
-    <w:name w:val="Heading 5"/>
     <w:rPr>
       <w:color w:val="2E74B5"/>
     </w:rPr>
+  </w:style>
+  <w:style w:type="paragraph" w:styleId="Heading6">
+    <w:name w:val="Heading 6"/>
     <w:basedOn w:val="Normal"/>
     <w:next w:val="Normal"/>
     <w:qFormat/>
-  </w:style>
-  <w:style w:type="paragraph" w:styleId="Heading6">
-    <w:name w:val="Heading 6"/>
     <w:rPr>
       <w:color w:val="1F4D78"/>
     </w:rPr>
+  </w:style>
+  <w:style w:type="paragraph" w:styleId="Strong">
+    <w:name w:val="Strong"/>
     <w:basedOn w:val="Normal"/>
     <w:next w:val="Normal"/>
     <w:qFormat/>
-  </w:style>
-  <w:style w:type="paragraph" w:styleId="Strong">
-    <w:name w:val="Strong"/>
     <w:rPr>
-      <w:b w:val="true"/>
-      <w:bCs w:val="true"/>
+      <w:b/>
+      <w:bCs/>
     </w:rPr>
-    <w:basedOn w:val="Normal"/>
-    <w:next w:val="Normal"/>
-    <w:qFormat/>
   </w:style>
   <w:style w:type="paragraph" w:styleId="ListParagraph">
     <w:name w:val="List Paragraph"/>
@@ -7328,26 +7367,31 @@
   </w:style>
   <w:style w:type="character" w:styleId="Hyperlink">
     <w:name w:val="Hyperlink"/>
-    <w:rPr>
-      <w:u w:val="single"/>
-      <w:color w:val="0563C1"/>
-    </w:rPr>
+    <w:basedOn w:val="DefaultParagraphFont"/>
     <w:uiPriority w:val="99"/>
     <w:unhideWhenUsed/>
-    <w:basedOn w:val="DefaultParagraphFont"/>
+    <w:rPr>
+      <w:color w:val="0563C1"/>
+      <w:u w:val="single"/>
+    </w:rPr>
   </w:style>
   <w:style w:type="character" w:styleId="FootnoteReference">
     <w:name w:val="footnote reference"/>
+    <w:basedOn w:val="DefaultParagraphFont"/>
+    <w:uiPriority w:val="99"/>
+    <w:semiHidden/>
+    <w:unhideWhenUsed/>
     <w:rPr>
       <w:vertAlign w:val="superscript"/>
     </w:rPr>
-    <w:uiPriority w:val="99"/>
-    <w:unhideWhenUsed/>
-    <w:basedOn w:val="DefaultParagraphFont"/>
-    <w:semiHidden/>
   </w:style>
   <w:style w:type="paragraph" w:styleId="FootnoteText">
     <w:name w:val="footnote text"/>
+    <w:basedOn w:val="Normal"/>
+    <w:link w:val="FootnoteTextChar"/>
+    <w:uiPriority w:val="99"/>
+    <w:semiHidden/>
+    <w:unhideWhenUsed/>
     <w:pPr>
       <w:spacing w:after="0" w:line="240" w:lineRule="auto"/>
     </w:pPr>
@@ -7355,23 +7399,55 @@
       <w:sz w:val="20"/>
       <w:szCs w:val="20"/>
     </w:rPr>
-    <w:basedOn w:val="Normal"/>
-    <w:link w:val="FootnoteTextChar"/>
-    <w:semiHidden/>
-    <w:uiPriority w:val="99"/>
-    <w:unhideWhenUsed/>
   </w:style>
   <w:style w:type="character" w:styleId="FootnoteTextChar">
     <w:name w:val="Footnote Text Char"/>
+    <w:basedOn w:val="DefaultParagraphFont"/>
+    <w:link w:val="FootnoteText"/>
+    <w:uiPriority w:val="99"/>
+    <w:semiHidden/>
+    <w:unhideWhenUsed/>
     <w:rPr>
       <w:sz w:val="20"/>
       <w:szCs w:val="20"/>
     </w:rPr>
+  </w:style>
+  <w:style w:type="character" w:styleId="EndnoteReference">
+    <w:name w:val="endnote reference"/>
+    <w:basedOn w:val="DefaultParagraphFont"/>
     <w:uiPriority w:val="99"/>
+    <w:semiHidden/>
     <w:unhideWhenUsed/>
+    <w:rPr>
+      <w:vertAlign w:val="superscript"/>
+    </w:rPr>
+  </w:style>
+  <w:style w:type="paragraph" w:styleId="EndnoteText">
+    <w:name w:val="endnote text"/>
+    <w:basedOn w:val="Normal"/>
+    <w:link w:val="EndnoteTextChar"/>
+    <w:uiPriority w:val="99"/>
+    <w:semiHidden/>
+    <w:unhideWhenUsed/>
+    <w:pPr>
+      <w:spacing w:after="0" w:line="240" w:lineRule="auto"/>
+    </w:pPr>
+    <w:rPr>
+      <w:sz w:val="20"/>
+      <w:szCs w:val="20"/>
+    </w:rPr>
+  </w:style>
+  <w:style w:type="character" w:styleId="EndnoteTextChar">
+    <w:name w:val="Endnote Text Char"/>
     <w:basedOn w:val="DefaultParagraphFont"/>
-    <w:link w:val="FootnoteText"/>
+    <w:link w:val="EndnoteText"/>
+    <w:uiPriority w:val="99"/>
     <w:semiHidden/>
+    <w:unhideWhenUsed/>
+    <w:rPr>
+      <w:sz w:val="20"/>
+      <w:szCs w:val="20"/>
+    </w:rPr>
   </w:style>
   <w:style w:type="paragraph" w:styleId="script">
     <w:name w:val="Script"/>
@@ -7384,278 +7460,4 @@
     </w:rPr>
   </w:style>
 </w:styles>
-</file>
-
-<file path=customXml/item1.xml><?xml version="1.0" encoding="utf-8"?>
-<ct:contentTypeSchema xmlns:ct="http://schemas.microsoft.com/office/2006/metadata/contentType" xmlns:ma="http://schemas.microsoft.com/office/2006/metadata/properties/metaAttributes" ct:_="" ma:_="" ma:contentTypeName="Document" ma:contentTypeID="0x0101009FA1A6C12D5787448B6C6587D08F2965" ma:contentTypeVersion="16" ma:contentTypeDescription="Create a new document." ma:contentTypeScope="" ma:versionID="f761e0c469cfbaff44f5778f0037afbe">
-  <xsd:schema xmlns:xsd="http://www.w3.org/2001/XMLSchema" xmlns:xs="http://www.w3.org/2001/XMLSchema" xmlns:p="http://schemas.microsoft.com/office/2006/metadata/properties" xmlns:ns2="3352e729-ef3a-4ad2-a915-07867a2cbda9" xmlns:ns3="afa60c69-e8fd-4ab1-8c56-0fe28cc4c33c" targetNamespace="http://schemas.microsoft.com/office/2006/metadata/properties" ma:root="true" ma:fieldsID="4112f99f01cfafd8b48e38df3bf566de" ns2:_="" ns3:_="">
-    <xsd:import namespace="3352e729-ef3a-4ad2-a915-07867a2cbda9"/>
-    <xsd:import namespace="afa60c69-e8fd-4ab1-8c56-0fe28cc4c33c"/>
-    <xsd:element name="properties">
-      <xsd:complexType>
-        <xsd:sequence>
-          <xsd:element name="documentManagement">
-            <xsd:complexType>
-              <xsd:all>
-                <xsd:element ref="ns2:SharedWithUsers" minOccurs="0"/>
-                <xsd:element ref="ns2:SharedWithDetails" minOccurs="0"/>
-                <xsd:element ref="ns3:MediaServiceMetadata" minOccurs="0"/>
-                <xsd:element ref="ns3:MediaServiceFastMetadata" minOccurs="0"/>
-                <xsd:element ref="ns3:lcf76f155ced4ddcb4097134ff3c332f" minOccurs="0"/>
-                <xsd:element ref="ns2:TaxCatchAll" minOccurs="0"/>
-                <xsd:element ref="ns3:MediaServiceGenerationTime" minOccurs="0"/>
-                <xsd:element ref="ns3:MediaServiceEventHashCode" minOccurs="0"/>
-                <xsd:element ref="ns3:MediaServiceOCR" minOccurs="0"/>
-                <xsd:element ref="ns3:MediaServiceDateTaken" minOccurs="0"/>
-                <xsd:element ref="ns3:MediaLengthInSeconds" minOccurs="0"/>
-                <xsd:element ref="ns3:MediaServiceObjectDetectorVersions" minOccurs="0"/>
-                <xsd:element ref="ns3:MediaServiceLocation" minOccurs="0"/>
-                <xsd:element ref="ns3:Ready" minOccurs="0"/>
-                <xsd:element ref="ns3:MediaServiceSearchProperties" minOccurs="0"/>
-              </xsd:all>
-            </xsd:complexType>
-          </xsd:element>
-        </xsd:sequence>
-      </xsd:complexType>
-    </xsd:element>
-  </xsd:schema>
-  <xsd:schema xmlns:xsd="http://www.w3.org/2001/XMLSchema" xmlns:xs="http://www.w3.org/2001/XMLSchema" xmlns:dms="http://schemas.microsoft.com/office/2006/documentManagement/types" xmlns:pc="http://schemas.microsoft.com/office/infopath/2007/PartnerControls" targetNamespace="3352e729-ef3a-4ad2-a915-07867a2cbda9" elementFormDefault="qualified">
-    <xsd:import namespace="http://schemas.microsoft.com/office/2006/documentManagement/types"/>
-    <xsd:import namespace="http://schemas.microsoft.com/office/infopath/2007/PartnerControls"/>
-    <xsd:element name="SharedWithUsers" ma:index="8" nillable="true" ma:displayName="Shared With" ma:internalName="SharedWithUsers" ma:readOnly="true">
-      <xsd:complexType>
-        <xsd:complexContent>
-          <xsd:extension base="dms:UserMulti">
-            <xsd:sequence>
-              <xsd:element name="UserInfo" minOccurs="0" maxOccurs="unbounded">
-                <xsd:complexType>
-                  <xsd:sequence>
-                    <xsd:element name="DisplayName" type="xsd:string" minOccurs="0"/>
-                    <xsd:element name="AccountId" type="dms:UserId" minOccurs="0" nillable="true"/>
-                    <xsd:element name="AccountType" type="xsd:string" minOccurs="0"/>
-                  </xsd:sequence>
-                </xsd:complexType>
-              </xsd:element>
-            </xsd:sequence>
-          </xsd:extension>
-        </xsd:complexContent>
-      </xsd:complexType>
-    </xsd:element>
-    <xsd:element name="SharedWithDetails" ma:index="9" nillable="true" ma:displayName="Shared With Details" ma:internalName="SharedWithDetails" ma:readOnly="true">
-      <xsd:simpleType>
-        <xsd:restriction base="dms:Note">
-          <xsd:maxLength value="255"/>
-        </xsd:restriction>
-      </xsd:simpleType>
-    </xsd:element>
-    <xsd:element name="TaxCatchAll" ma:index="14" nillable="true" ma:displayName="Taxonomy Catch All Column" ma:hidden="true" ma:list="{de49db0c-00f2-4bfe-9211-f25992e9014c}" ma:internalName="TaxCatchAll" ma:showField="CatchAllData" ma:web="3352e729-ef3a-4ad2-a915-07867a2cbda9">
-      <xsd:complexType>
-        <xsd:complexContent>
-          <xsd:extension base="dms:MultiChoiceLookup">
-            <xsd:sequence>
-              <xsd:element name="Value" type="dms:Lookup" maxOccurs="unbounded" minOccurs="0" nillable="true"/>
-            </xsd:sequence>
-          </xsd:extension>
-        </xsd:complexContent>
-      </xsd:complexType>
-    </xsd:element>
-  </xsd:schema>
-  <xsd:schema xmlns:xsd="http://www.w3.org/2001/XMLSchema" xmlns:xs="http://www.w3.org/2001/XMLSchema" xmlns:dms="http://schemas.microsoft.com/office/2006/documentManagement/types" xmlns:pc="http://schemas.microsoft.com/office/infopath/2007/PartnerControls" targetNamespace="afa60c69-e8fd-4ab1-8c56-0fe28cc4c33c" elementFormDefault="qualified">
-    <xsd:import namespace="http://schemas.microsoft.com/office/2006/documentManagement/types"/>
-    <xsd:import namespace="http://schemas.microsoft.com/office/infopath/2007/PartnerControls"/>
-    <xsd:element name="MediaServiceMetadata" ma:index="10" nillable="true" ma:displayName="MediaServiceMetadata" ma:hidden="true" ma:internalName="MediaServiceMetadata" ma:readOnly="true">
-      <xsd:simpleType>
-        <xsd:restriction base="dms:Note"/>
-      </xsd:simpleType>
-    </xsd:element>
-    <xsd:element name="MediaServiceFastMetadata" ma:index="11" nillable="true" ma:displayName="MediaServiceFastMetadata" ma:hidden="true" ma:internalName="MediaServiceFastMetadata" ma:readOnly="true">
-      <xsd:simpleType>
-        <xsd:restriction base="dms:Note"/>
-      </xsd:simpleType>
-    </xsd:element>
-    <xsd:element name="lcf76f155ced4ddcb4097134ff3c332f" ma:index="13" nillable="true" ma:taxonomy="true" ma:internalName="lcf76f155ced4ddcb4097134ff3c332f" ma:taxonomyFieldName="MediaServiceImageTags" ma:displayName="Image Tags" ma:readOnly="false" ma:fieldId="{5cf76f15-5ced-4ddc-b409-7134ff3c332f}" ma:taxonomyMulti="true" ma:sspId="58c5ea09-abb6-4116-bc0f-a41c80660e17" ma:termSetId="09814cd3-568e-fe90-9814-8d621ff8fb84" ma:anchorId="fba54fb3-c3e1-fe81-a776-ca4b69148c4d" ma:open="true" ma:isKeyword="false">
-      <xsd:complexType>
-        <xsd:sequence>
-          <xsd:element ref="pc:Terms" minOccurs="0" maxOccurs="1"/>
-        </xsd:sequence>
-      </xsd:complexType>
-    </xsd:element>
-    <xsd:element name="MediaServiceGenerationTime" ma:index="15" nillable="true" ma:displayName="MediaServiceGenerationTime" ma:hidden="true" ma:internalName="MediaServiceGenerationTime" ma:readOnly="true">
-      <xsd:simpleType>
-        <xsd:restriction base="dms:Text"/>
-      </xsd:simpleType>
-    </xsd:element>
-    <xsd:element name="MediaServiceEventHashCode" ma:index="16" nillable="true" ma:displayName="MediaServiceEventHashCode" ma:hidden="true" ma:internalName="MediaServiceEventHashCode" ma:readOnly="true">
-      <xsd:simpleType>
-        <xsd:restriction base="dms:Text"/>
-      </xsd:simpleType>
-    </xsd:element>
-    <xsd:element name="MediaServiceOCR" ma:index="17" nillable="true" ma:displayName="Extracted Text" ma:internalName="MediaServiceOCR" ma:readOnly="true">
-      <xsd:simpleType>
-        <xsd:restriction base="dms:Note">
-          <xsd:maxLength value="255"/>
-        </xsd:restriction>
-      </xsd:simpleType>
-    </xsd:element>
-    <xsd:element name="MediaServiceDateTaken" ma:index="18" nillable="true" ma:displayName="MediaServiceDateTaken" ma:hidden="true" ma:indexed="true" ma:internalName="MediaServiceDateTaken" ma:readOnly="true">
-      <xsd:simpleType>
-        <xsd:restriction base="dms:Text"/>
-      </xsd:simpleType>
-    </xsd:element>
-    <xsd:element name="MediaLengthInSeconds" ma:index="19" nillable="true" ma:displayName="MediaLengthInSeconds" ma:hidden="true" ma:internalName="MediaLengthInSeconds" ma:readOnly="true">
-      <xsd:simpleType>
-        <xsd:restriction base="dms:Unknown"/>
-      </xsd:simpleType>
-    </xsd:element>
-    <xsd:element name="MediaServiceObjectDetectorVersions" ma:index="20" nillable="true" ma:displayName="MediaServiceObjectDetectorVersions" ma:hidden="true" ma:indexed="true" ma:internalName="MediaServiceObjectDetectorVersions" ma:readOnly="true">
-      <xsd:simpleType>
-        <xsd:restriction base="dms:Text"/>
-      </xsd:simpleType>
-    </xsd:element>
-    <xsd:element name="MediaServiceLocation" ma:index="21" nillable="true" ma:displayName="Location" ma:indexed="true" ma:internalName="MediaServiceLocation" ma:readOnly="true">
-      <xsd:simpleType>
-        <xsd:restriction base="dms:Text"/>
-      </xsd:simpleType>
-    </xsd:element>
-    <xsd:element name="Ready" ma:index="22" nillable="true" ma:displayName="Ready" ma:default="1" ma:description="Ready to create PDF" ma:format="Dropdown" ma:internalName="Ready">
-      <xsd:simpleType>
-        <xsd:restriction base="dms:Boolean"/>
-      </xsd:simpleType>
-    </xsd:element>
-    <xsd:element name="MediaServiceSearchProperties" ma:index="23" nillable="true" ma:displayName="MediaServiceSearchProperties" ma:hidden="true" ma:internalName="MediaServiceSearchProperties" ma:readOnly="true">
-      <xsd:simpleType>
-        <xsd:restriction base="dms:Note"/>
-      </xsd:simpleType>
-    </xsd:element>
-  </xsd:schema>
-  <xsd:schema xmlns="http://schemas.openxmlformats.org/package/2006/metadata/core-properties" xmlns:xsd="http://www.w3.org/2001/XMLSchema" xmlns:xsi="http://www.w3.org/2001/XMLSchema-instance" xmlns:dc="http://purl.org/dc/elements/1.1/" xmlns:dcterms="http://purl.org/dc/terms/" xmlns:odoc="http://schemas.microsoft.com/internal/obd" targetNamespace="http://schemas.openxmlformats.org/package/2006/metadata/core-properties" elementFormDefault="qualified" attributeFormDefault="unqualified" blockDefault="#all">
-    <xsd:import namespace="http://purl.org/dc/elements/1.1/" schemaLocation="http://dublincore.org/schemas/xmls/qdc/2003/04/02/dc.xsd"/>
-    <xsd:import namespace="http://purl.org/dc/terms/" schemaLocation="http://dublincore.org/schemas/xmls/qdc/2003/04/02/dcterms.xsd"/>
-    <xsd:element name="coreProperties" type="CT_coreProperties"/>
-    <xsd:complexType name="CT_coreProperties">
-      <xsd:all>
-        <xsd:element ref="dc:creator" minOccurs="0" maxOccurs="1"/>
-        <xsd:element ref="dcterms:created" minOccurs="0" maxOccurs="1"/>
-        <xsd:element ref="dc:identifier" minOccurs="0" maxOccurs="1"/>
-        <xsd:element name="contentType" minOccurs="0" maxOccurs="1" type="xsd:string" ma:index="0" ma:displayName="Content Type"/>
-        <xsd:element ref="dc:title" minOccurs="0" maxOccurs="1" ma:index="4" ma:displayName="Title"/>
-        <xsd:element ref="dc:subject" minOccurs="0" maxOccurs="1"/>
-        <xsd:element ref="dc:description" minOccurs="0" maxOccurs="1"/>
-        <xsd:element name="keywords" minOccurs="0" maxOccurs="1" type="xsd:string"/>
-        <xsd:element ref="dc:language" minOccurs="0" maxOccurs="1"/>
-        <xsd:element name="category" minOccurs="0" maxOccurs="1" type="xsd:string"/>
-        <xsd:element name="version" minOccurs="0" maxOccurs="1" type="xsd:string"/>
-        <xsd:element name="revision" minOccurs="0" maxOccurs="1" type="xsd:string">
-          <xsd:annotation>
-            <xsd:documentation>
-                        This value indicates the number of saves or revisions. The application is responsible for updating this value after each revision.
-                    </xsd:documentation>
-          </xsd:annotation>
-        </xsd:element>
-        <xsd:element name="lastModifiedBy" minOccurs="0" maxOccurs="1" type="xsd:string"/>
-        <xsd:element ref="dcterms:modified" minOccurs="0" maxOccurs="1"/>
-        <xsd:element name="contentStatus" minOccurs="0" maxOccurs="1" type="xsd:string"/>
-      </xsd:all>
-    </xsd:complexType>
-  </xsd:schema>
-  <xs:schema xmlns:pc="http://schemas.microsoft.com/office/infopath/2007/PartnerControls" xmlns:xs="http://www.w3.org/2001/XMLSchema" targetNamespace="http://schemas.microsoft.com/office/infopath/2007/PartnerControls" elementFormDefault="qualified" attributeFormDefault="unqualified">
-    <xs:element name="Person">
-      <xs:complexType>
-        <xs:sequence>
-          <xs:element ref="pc:DisplayName" minOccurs="0"/>
-          <xs:element ref="pc:AccountId" minOccurs="0"/>
-          <xs:element ref="pc:AccountType" minOccurs="0"/>
-        </xs:sequence>
-      </xs:complexType>
-    </xs:element>
-    <xs:element name="DisplayName" type="xs:string"/>
-    <xs:element name="AccountId" type="xs:string"/>
-    <xs:element name="AccountType" type="xs:string"/>
-    <xs:element name="BDCAssociatedEntity">
-      <xs:complexType>
-        <xs:sequence>
-          <xs:element ref="pc:BDCEntity" minOccurs="0" maxOccurs="unbounded"/>
-        </xs:sequence>
-        <xs:attribute ref="pc:EntityNamespace"/>
-        <xs:attribute ref="pc:EntityName"/>
-        <xs:attribute ref="pc:SystemInstanceName"/>
-        <xs:attribute ref="pc:AssociationName"/>
-      </xs:complexType>
-    </xs:element>
-    <xs:attribute name="EntityNamespace" type="xs:string"/>
-    <xs:attribute name="EntityName" type="xs:string"/>
-    <xs:attribute name="SystemInstanceName" type="xs:string"/>
-    <xs:attribute name="AssociationName" type="xs:string"/>
-    <xs:element name="BDCEntity">
-      <xs:complexType>
-        <xs:sequence>
-          <xs:element ref="pc:EntityDisplayName" minOccurs="0"/>
-          <xs:element ref="pc:EntityInstanceReference" minOccurs="0"/>
-          <xs:element ref="pc:EntityId1" minOccurs="0"/>
-          <xs:element ref="pc:EntityId2" minOccurs="0"/>
-          <xs:element ref="pc:EntityId3" minOccurs="0"/>
-          <xs:element ref="pc:EntityId4" minOccurs="0"/>
-          <xs:element ref="pc:EntityId5" minOccurs="0"/>
-        </xs:sequence>
-      </xs:complexType>
-    </xs:element>
-    <xs:element name="EntityDisplayName" type="xs:string"/>
-    <xs:element name="EntityInstanceReference" type="xs:string"/>
-    <xs:element name="EntityId1" type="xs:string"/>
-    <xs:element name="EntityId2" type="xs:string"/>
-    <xs:element name="EntityId3" type="xs:string"/>
-    <xs:element name="EntityId4" type="xs:string"/>
-    <xs:element name="EntityId5" type="xs:string"/>
-    <xs:element name="Terms">
-      <xs:complexType>
-        <xs:sequence>
-          <xs:element ref="pc:TermInfo" minOccurs="0" maxOccurs="unbounded"/>
-        </xs:sequence>
-      </xs:complexType>
-    </xs:element>
-    <xs:element name="TermInfo">
-      <xs:complexType>
-        <xs:sequence>
-          <xs:element ref="pc:TermName" minOccurs="0"/>
-          <xs:element ref="pc:TermId" minOccurs="0"/>
-        </xs:sequence>
-      </xs:complexType>
-    </xs:element>
-    <xs:element name="TermName" type="xs:string"/>
-    <xs:element name="TermId" type="xs:string"/>
-  </xs:schema>
-</ct:contentTypeSchema>
-</file>
-
-<file path=customXml/item2.xml><?xml version="1.0" encoding="utf-8"?>
-<?mso-contentType ?>
-<FormTemplates xmlns="http://schemas.microsoft.com/sharepoint/v3/contenttype/forms">
-  <Display>DocumentLibraryForm</Display>
-  <Edit>DocumentLibraryForm</Edit>
-  <New>DocumentLibraryForm</New>
-</FormTemplates>
-</file>
-
-<file path=customXml/item3.xml><?xml version="1.0" encoding="utf-8"?>
-<p:properties xmlns:p="http://schemas.microsoft.com/office/2006/metadata/properties" xmlns:xsi="http://www.w3.org/2001/XMLSchema-instance" xmlns:pc="http://schemas.microsoft.com/office/infopath/2007/PartnerControls">
-  <documentManagement>
-    <Ready xmlns="afa60c69-e8fd-4ab1-8c56-0fe28cc4c33c">true</Ready>
-    <TaxCatchAll xmlns="3352e729-ef3a-4ad2-a915-07867a2cbda9" xsi:nil="true"/>
-    <lcf76f155ced4ddcb4097134ff3c332f xmlns="afa60c69-e8fd-4ab1-8c56-0fe28cc4c33c">
-      <Terms xmlns="http://schemas.microsoft.com/office/infopath/2007/PartnerControls"/>
-    </lcf76f155ced4ddcb4097134ff3c332f>
-  </documentManagement>
-</p:properties>
-</file>
-
-<file path=customXml/itemProps1.xml><?xml version="1.0" encoding="utf-8"?>
-<ds:datastoreItem xmlns:ds="http://schemas.openxmlformats.org/officeDocument/2006/customXml" ds:itemID="{89204C2B-45DE-4BF5-BCE0-86450894471E}"/>
-</file>
-
-<file path=customXml/itemProps2.xml><?xml version="1.0" encoding="utf-8"?>
-<ds:datastoreItem xmlns:ds="http://schemas.openxmlformats.org/officeDocument/2006/customXml" ds:itemID="{3F45CE47-600A-44F4-B2BF-666091E9727C}"/>
-</file>
-
-<file path=customXml/itemProps3.xml><?xml version="1.0" encoding="utf-8"?>
-<ds:datastoreItem xmlns:ds="http://schemas.openxmlformats.org/officeDocument/2006/customXml" ds:itemID="{E9DBE6F1-56FD-4B61-9F3E-AAE7E3DAB595}"/>
 </file>